--- a/brif 1 and 2/brief 2 mobile app.docx
+++ b/brif 1 and 2/brief 2 mobile app.docx
@@ -126,6 +126,35 @@
           <w:rFonts w:ascii="Times New Roman" w:hAnsi="Times New Roman" w:cs="Times New Roman"/>
         </w:rPr>
         <w:br/>
+      </w:r>
+    </w:p>
+    <w:p>
+      <w:pPr>
+        <w:spacing w:line="360" w:lineRule="auto"/>
+        <w:rPr>
+          <w:rFonts w:ascii="Times New Roman" w:hAnsi="Times New Roman" w:cs="Times New Roman"/>
+        </w:rPr>
+      </w:pPr>
+    </w:p>
+    <w:p>
+      <w:pPr>
+        <w:spacing w:line="360" w:lineRule="auto"/>
+        <w:rPr>
+          <w:rFonts w:ascii="Times New Roman" w:hAnsi="Times New Roman" w:cs="Times New Roman"/>
+        </w:rPr>
+      </w:pPr>
+    </w:p>
+    <w:p>
+      <w:pPr>
+        <w:spacing w:line="360" w:lineRule="auto"/>
+        <w:rPr>
+          <w:rFonts w:ascii="Times New Roman" w:hAnsi="Times New Roman" w:cs="Times New Roman"/>
+        </w:rPr>
+      </w:pPr>
+      <w:r>
+        <w:rPr>
+          <w:rFonts w:ascii="Times New Roman" w:hAnsi="Times New Roman" w:cs="Times New Roman"/>
+        </w:rPr>
         <w:t>NAME:NISHIMWE Deborah</w:t>
       </w:r>
       <w:r>
@@ -135,63 +164,165 @@
         <w:br/>
         <w:t>CLASS:BTEC 3</w:t>
       </w:r>
+    </w:p>
+    <w:p>
+      <w:pPr>
+        <w:spacing w:line="360" w:lineRule="auto"/>
+        <w:rPr>
+          <w:rFonts w:ascii="Times New Roman" w:hAnsi="Times New Roman" w:cs="Times New Roman"/>
+        </w:rPr>
+      </w:pPr>
+      <w:r>
+        <w:rPr>
+          <w:rFonts w:ascii="Times New Roman" w:hAnsi="Times New Roman" w:cs="Times New Roman"/>
+        </w:rPr>
+        <w:t>ASSESSOR:KITOGA Elisee</w:t>
+      </w:r>
+    </w:p>
+    <w:p>
+      <w:pPr>
+        <w:spacing w:line="360" w:lineRule="auto"/>
+        <w:rPr>
+          <w:rFonts w:ascii="Times New Roman" w:hAnsi="Times New Roman" w:cs="Times New Roman"/>
+        </w:rPr>
+      </w:pPr>
+      <w:r>
+        <w:rPr>
+          <w:rFonts w:ascii="Times New Roman" w:hAnsi="Times New Roman" w:cs="Times New Roman"/>
+        </w:rPr>
+        <w:t>SCHOOL: Blue Lakes International School</w:t>
+      </w:r>
+    </w:p>
+    <w:p>
+      <w:pPr>
+        <w:spacing w:line="360" w:lineRule="auto"/>
+        <w:rPr>
+          <w:rFonts w:ascii="Times New Roman" w:hAnsi="Times New Roman" w:cs="Times New Roman"/>
+        </w:rPr>
+      </w:pPr>
+      <w:r>
+        <w:rPr>
+          <w:rFonts w:ascii="Times New Roman" w:hAnsi="Times New Roman" w:cs="Times New Roman"/>
+        </w:rPr>
+        <w:t xml:space="preserve">UNIT 7:MOBILE App Development </w:t>
+      </w:r>
       <w:r>
         <w:rPr>
           <w:rFonts w:ascii="Times New Roman" w:hAnsi="Times New Roman" w:cs="Times New Roman"/>
         </w:rPr>
         <w:br/>
-        <w:t>ASSESSOR:KITOGA Elisee</w:t>
-      </w:r>
-    </w:p>
-    <w:p>
-      <w:pPr>
-        <w:spacing w:line="360" w:lineRule="auto"/>
-        <w:rPr>
-          <w:rFonts w:ascii="Times New Roman" w:hAnsi="Times New Roman" w:cs="Times New Roman"/>
-        </w:rPr>
-      </w:pPr>
-      <w:r>
-        <w:rPr>
-          <w:rFonts w:ascii="Times New Roman" w:hAnsi="Times New Roman" w:cs="Times New Roman"/>
-        </w:rPr>
-        <w:t>SCHOOL: Blue Lakes International School</w:t>
       </w:r>
       <w:r>
         <w:rPr>
           <w:rFonts w:ascii="Times New Roman" w:hAnsi="Times New Roman" w:cs="Times New Roman"/>
         </w:rPr>
         <w:br/>
-        <w:t xml:space="preserve">UNIT 7:MOBILE App Development </w:t>
-      </w:r>
-      <w:r>
-        <w:rPr>
-          <w:rFonts w:ascii="Times New Roman" w:hAnsi="Times New Roman" w:cs="Times New Roman"/>
-        </w:rPr>
-        <w:br/>
-      </w:r>
-      <w:r>
-        <w:rPr>
-          <w:rFonts w:ascii="Times New Roman" w:hAnsi="Times New Roman" w:cs="Times New Roman"/>
-        </w:rPr>
-        <w:br/>
-      </w:r>
-      <w:r>
-        <w:rPr>
-          <w:rFonts w:ascii="Times New Roman" w:hAnsi="Times New Roman" w:cs="Times New Roman"/>
-        </w:rPr>
-        <w:t xml:space="preserve">This </w:t>
-      </w:r>
-      <w:r>
-        <w:rPr>
-          <w:rFonts w:ascii="Times New Roman" w:hAnsi="Times New Roman" w:cs="Times New Roman"/>
-        </w:rPr>
-        <w:t xml:space="preserve">brief </w:t>
-      </w:r>
-      <w:r>
-        <w:rPr>
-          <w:rFonts w:ascii="Times New Roman" w:hAnsi="Times New Roman" w:cs="Times New Roman"/>
-        </w:rPr>
-        <w:t xml:space="preserve"> contains all required evidence for the criteria listed below. Each section has its own introduction and conclusion. App screenshots are embedded throughout as direct evidence of the working application.</w:t>
+      </w:r>
+    </w:p>
+    <w:p>
+      <w:pPr>
+        <w:spacing w:line="360" w:lineRule="auto"/>
+        <w:rPr>
+          <w:rFonts w:ascii="Times New Roman" w:hAnsi="Times New Roman" w:cs="Times New Roman"/>
+        </w:rPr>
+      </w:pPr>
+    </w:p>
+    <w:p>
+      <w:pPr>
+        <w:spacing w:line="360" w:lineRule="auto"/>
+        <w:rPr>
+          <w:rFonts w:ascii="Times New Roman" w:hAnsi="Times New Roman" w:cs="Times New Roman"/>
+        </w:rPr>
+      </w:pPr>
+    </w:p>
+    <w:p>
+      <w:pPr>
+        <w:spacing w:line="360" w:lineRule="auto"/>
+        <w:rPr>
+          <w:rFonts w:ascii="Times New Roman" w:hAnsi="Times New Roman" w:cs="Times New Roman"/>
+        </w:rPr>
+      </w:pPr>
+    </w:p>
+    <w:p>
+      <w:pPr>
+        <w:spacing w:line="360" w:lineRule="auto"/>
+        <w:rPr>
+          <w:rFonts w:ascii="Times New Roman" w:hAnsi="Times New Roman" w:cs="Times New Roman"/>
+        </w:rPr>
+      </w:pPr>
+    </w:p>
+    <w:p>
+      <w:pPr>
+        <w:spacing w:line="360" w:lineRule="auto"/>
+        <w:rPr>
+          <w:rFonts w:ascii="Times New Roman" w:hAnsi="Times New Roman" w:cs="Times New Roman"/>
+        </w:rPr>
+      </w:pPr>
+    </w:p>
+    <w:p>
+      <w:pPr>
+        <w:spacing w:line="360" w:lineRule="auto"/>
+        <w:rPr>
+          <w:rFonts w:ascii="Times New Roman" w:hAnsi="Times New Roman" w:cs="Times New Roman"/>
+        </w:rPr>
+      </w:pPr>
+    </w:p>
+    <w:p>
+      <w:pPr>
+        <w:spacing w:line="360" w:lineRule="auto"/>
+        <w:rPr>
+          <w:rFonts w:ascii="Times New Roman" w:hAnsi="Times New Roman" w:cs="Times New Roman"/>
+        </w:rPr>
+      </w:pPr>
+    </w:p>
+    <w:p>
+      <w:pPr>
+        <w:spacing w:line="360" w:lineRule="auto"/>
+        <w:rPr>
+          <w:rFonts w:ascii="Times New Roman" w:hAnsi="Times New Roman" w:cs="Times New Roman"/>
+        </w:rPr>
+      </w:pPr>
+    </w:p>
+    <w:p>
+      <w:pPr>
+        <w:spacing w:line="360" w:lineRule="auto"/>
+        <w:rPr>
+          <w:rFonts w:ascii="Times New Roman" w:hAnsi="Times New Roman" w:cs="Times New Roman"/>
+        </w:rPr>
+      </w:pPr>
+    </w:p>
+    <w:p>
+      <w:pPr>
+        <w:spacing w:line="360" w:lineRule="auto"/>
+        <w:rPr>
+          <w:rFonts w:ascii="Times New Roman" w:hAnsi="Times New Roman" w:cs="Times New Roman"/>
+        </w:rPr>
+      </w:pPr>
+    </w:p>
+    <w:p>
+      <w:pPr>
+        <w:spacing w:line="360" w:lineRule="auto"/>
+        <w:rPr>
+          <w:rFonts w:ascii="Times New Roman" w:hAnsi="Times New Roman" w:cs="Times New Roman"/>
+        </w:rPr>
+      </w:pPr>
+      <w:r>
+        <w:rPr>
+          <w:rFonts w:ascii="Times New Roman" w:hAnsi="Times New Roman" w:cs="Times New Roman"/>
+        </w:rPr>
+        <w:t>This brief  contains all required evidence for the criteria listed below. Each section has its own introduction and conclusion. App screenshots</w:t>
+      </w:r>
+      <w:r>
+        <w:rPr>
+          <w:rFonts w:ascii="Times New Roman" w:hAnsi="Times New Roman" w:cs="Times New Roman"/>
+        </w:rPr>
+        <w:t xml:space="preserve"> ,Figma and vscode screenshots</w:t>
+      </w:r>
+      <w:r>
+        <w:rPr>
+          <w:rFonts w:ascii="Times New Roman" w:hAnsi="Times New Roman" w:cs="Times New Roman"/>
+        </w:rPr>
+        <w:t xml:space="preserve"> are embedded throughout as direct evidence of the working application.</w:t>
       </w:r>
     </w:p>
     <w:p>
@@ -209,15 +340,7 @@
           <w:b/>
           <w:bCs/>
         </w:rPr>
-        <w:t>7/B.P4</w:t>
-      </w:r>
-      <w:r>
-        <w:rPr>
-          <w:rFonts w:ascii="Times New Roman" w:hAnsi="Times New Roman" w:cs="Times New Roman"/>
-          <w:b/>
-          <w:bCs/>
-        </w:rPr>
-        <w:t>:</w:t>
+        <w:t>7/B.P4:</w:t>
       </w:r>
       <w:r>
         <w:rPr>
@@ -226,59 +349,43 @@
           <w:bCs/>
           <w:color w:val="111111"/>
         </w:rPr>
-        <w:t xml:space="preserve"> </w:t>
-      </w:r>
-      <w:r>
-        <w:rPr>
-          <w:rFonts w:ascii="Times New Roman" w:eastAsia="Arial" w:hAnsi="Times New Roman" w:cs="Times New Roman"/>
+        <w:t xml:space="preserve"> Review designs with others and identify refinements</w:t>
+      </w:r>
+    </w:p>
+    <w:p>
+      <w:pPr>
+        <w:spacing w:line="360" w:lineRule="auto"/>
+        <w:rPr>
+          <w:rFonts w:ascii="Times New Roman" w:hAnsi="Times New Roman" w:cs="Times New Roman"/>
           <w:b/>
           <w:bCs/>
-          <w:color w:val="111111"/>
-        </w:rPr>
-        <w:t>Review designs with others and identify refinements</w:t>
-      </w:r>
-    </w:p>
-    <w:p>
-      <w:pPr>
-        <w:spacing w:line="360" w:lineRule="auto"/>
+        </w:rPr>
+      </w:pPr>
+      <w:r>
         <w:rPr>
           <w:rFonts w:ascii="Times New Roman" w:hAnsi="Times New Roman" w:cs="Times New Roman"/>
           <w:b/>
           <w:bCs/>
         </w:rPr>
-      </w:pPr>
-      <w:r>
+        <w:t>Mobile App Design Review</w:t>
+      </w:r>
+    </w:p>
+    <w:p>
+      <w:pPr>
+        <w:spacing w:line="360" w:lineRule="auto"/>
         <w:rPr>
           <w:rFonts w:ascii="Times New Roman" w:hAnsi="Times New Roman" w:cs="Times New Roman"/>
           <w:b/>
           <w:bCs/>
         </w:rPr>
-        <w:t>Mobile App Design Review</w:t>
-      </w:r>
-    </w:p>
-    <w:p>
-      <w:pPr>
-        <w:spacing w:line="360" w:lineRule="auto"/>
+      </w:pPr>
+      <w:r>
         <w:rPr>
           <w:rFonts w:ascii="Times New Roman" w:hAnsi="Times New Roman" w:cs="Times New Roman"/>
           <w:b/>
           <w:bCs/>
         </w:rPr>
-      </w:pPr>
-      <w:r>
-        <w:rPr>
-          <w:rFonts w:ascii="Times New Roman" w:hAnsi="Times New Roman" w:cs="Times New Roman"/>
-          <w:b/>
-          <w:bCs/>
-        </w:rPr>
         <w:br/>
-      </w:r>
-      <w:r>
-        <w:rPr>
-          <w:rFonts w:ascii="Times New Roman" w:hAnsi="Times New Roman" w:cs="Times New Roman"/>
-          <w:b/>
-          <w:bCs/>
-        </w:rPr>
         <w:t>Introduction</w:t>
       </w:r>
     </w:p>
@@ -307,14 +414,7 @@
         <w:rPr>
           <w:rFonts w:ascii="Times New Roman" w:hAnsi="Times New Roman" w:cs="Times New Roman"/>
         </w:rPr>
-        <w:t xml:space="preserve">This kind of external review is standard in professional app development. When you spend days designing something, you stop seeing its problems. A fresh pair of eyes will always catch things you have missed. Christella and Elton each rated six aspects of the design on a scale of 1 to 5 and gave written feedback. Their responses are documented below, followed by the refinements I </w:t>
-      </w:r>
-      <w:r>
-        <w:rPr>
-          <w:rFonts w:ascii="Times New Roman" w:hAnsi="Times New Roman" w:cs="Times New Roman"/>
-        </w:rPr>
-        <w:lastRenderedPageBreak/>
-        <w:t>made as a direct result.</w:t>
+        <w:t>This kind of external review is standard in professional app development. When you spend days designing something, you stop seeing its problems. A fresh pair of eyes will always catch things you have missed. Christella and Elton each rated six aspects of the design on a scale of 1 to 5 and gave written feedback. Their responses are documented below, followed by the refinements I made as a direct result.</w:t>
       </w:r>
       <w:r>
         <w:rPr>
@@ -523,12 +623,6 @@
         <w:gridCol w:w="6560"/>
       </w:tblGrid>
       <w:tr>
-        <w:tblPrEx>
-          <w:tblCellMar>
-            <w:top w:w="0" w:type="dxa"/>
-            <w:bottom w:w="0" w:type="dxa"/>
-          </w:tblCellMar>
-        </w:tblPrEx>
         <w:tc>
           <w:tcPr>
             <w:tcW w:w="2800" w:type="dxa"/>
@@ -599,12 +693,6 @@
         </w:tc>
       </w:tr>
       <w:tr>
-        <w:tblPrEx>
-          <w:tblCellMar>
-            <w:top w:w="0" w:type="dxa"/>
-            <w:bottom w:w="0" w:type="dxa"/>
-          </w:tblCellMar>
-        </w:tblPrEx>
         <w:tc>
           <w:tcPr>
             <w:tcW w:w="2800" w:type="dxa"/>
@@ -671,12 +759,6 @@
         </w:tc>
       </w:tr>
       <w:tr>
-        <w:tblPrEx>
-          <w:tblCellMar>
-            <w:top w:w="0" w:type="dxa"/>
-            <w:bottom w:w="0" w:type="dxa"/>
-          </w:tblCellMar>
-        </w:tblPrEx>
         <w:tc>
           <w:tcPr>
             <w:tcW w:w="2800" w:type="dxa"/>
@@ -743,12 +825,6 @@
         </w:tc>
       </w:tr>
       <w:tr>
-        <w:tblPrEx>
-          <w:tblCellMar>
-            <w:top w:w="0" w:type="dxa"/>
-            <w:bottom w:w="0" w:type="dxa"/>
-          </w:tblCellMar>
-        </w:tblPrEx>
         <w:tc>
           <w:tcPr>
             <w:tcW w:w="2800" w:type="dxa"/>
@@ -815,12 +891,6 @@
         </w:tc>
       </w:tr>
       <w:tr>
-        <w:tblPrEx>
-          <w:tblCellMar>
-            <w:top w:w="0" w:type="dxa"/>
-            <w:bottom w:w="0" w:type="dxa"/>
-          </w:tblCellMar>
-        </w:tblPrEx>
         <w:tc>
           <w:tcPr>
             <w:tcW w:w="2800" w:type="dxa"/>
@@ -910,15 +980,7 @@
           <w:b/>
           <w:bCs/>
         </w:rPr>
-        <w:t xml:space="preserve">Ratings </w:t>
-      </w:r>
-      <w:r>
-        <w:rPr>
-          <w:rFonts w:ascii="Times New Roman" w:hAnsi="Times New Roman" w:cs="Times New Roman"/>
-          <w:b/>
-          <w:bCs/>
-        </w:rPr>
-        <w:t xml:space="preserve"> of christella</w:t>
+        <w:t>Ratings  of christella</w:t>
       </w:r>
     </w:p>
     <w:tbl>
@@ -944,12 +1006,6 @@
         <w:gridCol w:w="4660"/>
       </w:tblGrid>
       <w:tr>
-        <w:tblPrEx>
-          <w:tblCellMar>
-            <w:top w:w="0" w:type="dxa"/>
-            <w:bottom w:w="0" w:type="dxa"/>
-          </w:tblCellMar>
-        </w:tblPrEx>
         <w:tc>
           <w:tcPr>
             <w:tcW w:w="3800" w:type="dxa"/>
@@ -1054,12 +1110,6 @@
         </w:tc>
       </w:tr>
       <w:tr>
-        <w:tblPrEx>
-          <w:tblCellMar>
-            <w:top w:w="0" w:type="dxa"/>
-            <w:bottom w:w="0" w:type="dxa"/>
-          </w:tblCellMar>
-        </w:tblPrEx>
         <w:tc>
           <w:tcPr>
             <w:tcW w:w="3800" w:type="dxa"/>
@@ -1155,12 +1205,6 @@
         </w:tc>
       </w:tr>
       <w:tr>
-        <w:tblPrEx>
-          <w:tblCellMar>
-            <w:top w:w="0" w:type="dxa"/>
-            <w:bottom w:w="0" w:type="dxa"/>
-          </w:tblCellMar>
-        </w:tblPrEx>
         <w:tc>
           <w:tcPr>
             <w:tcW w:w="3800" w:type="dxa"/>
@@ -1256,12 +1300,6 @@
         </w:tc>
       </w:tr>
       <w:tr>
-        <w:tblPrEx>
-          <w:tblCellMar>
-            <w:top w:w="0" w:type="dxa"/>
-            <w:bottom w:w="0" w:type="dxa"/>
-          </w:tblCellMar>
-        </w:tblPrEx>
         <w:tc>
           <w:tcPr>
             <w:tcW w:w="3800" w:type="dxa"/>
@@ -1357,12 +1395,6 @@
         </w:tc>
       </w:tr>
       <w:tr>
-        <w:tblPrEx>
-          <w:tblCellMar>
-            <w:top w:w="0" w:type="dxa"/>
-            <w:bottom w:w="0" w:type="dxa"/>
-          </w:tblCellMar>
-        </w:tblPrEx>
         <w:tc>
           <w:tcPr>
             <w:tcW w:w="3800" w:type="dxa"/>
@@ -1458,12 +1490,6 @@
         </w:tc>
       </w:tr>
       <w:tr>
-        <w:tblPrEx>
-          <w:tblCellMar>
-            <w:top w:w="0" w:type="dxa"/>
-            <w:bottom w:w="0" w:type="dxa"/>
-          </w:tblCellMar>
-        </w:tblPrEx>
         <w:tc>
           <w:tcPr>
             <w:tcW w:w="3800" w:type="dxa"/>
@@ -1559,12 +1585,6 @@
         </w:tc>
       </w:tr>
       <w:tr>
-        <w:tblPrEx>
-          <w:tblCellMar>
-            <w:top w:w="0" w:type="dxa"/>
-            <w:bottom w:w="0" w:type="dxa"/>
-          </w:tblCellMar>
-        </w:tblPrEx>
         <w:tc>
           <w:tcPr>
             <w:tcW w:w="3800" w:type="dxa"/>
@@ -1874,12 +1894,6 @@
         <w:gridCol w:w="6560"/>
       </w:tblGrid>
       <w:tr>
-        <w:tblPrEx>
-          <w:tblCellMar>
-            <w:top w:w="0" w:type="dxa"/>
-            <w:bottom w:w="0" w:type="dxa"/>
-          </w:tblCellMar>
-        </w:tblPrEx>
         <w:tc>
           <w:tcPr>
             <w:tcW w:w="2800" w:type="dxa"/>
@@ -1952,12 +1966,6 @@
         </w:tc>
       </w:tr>
       <w:tr>
-        <w:tblPrEx>
-          <w:tblCellMar>
-            <w:top w:w="0" w:type="dxa"/>
-            <w:bottom w:w="0" w:type="dxa"/>
-          </w:tblCellMar>
-        </w:tblPrEx>
         <w:tc>
           <w:tcPr>
             <w:tcW w:w="2800" w:type="dxa"/>
@@ -2026,12 +2034,6 @@
         </w:tc>
       </w:tr>
       <w:tr>
-        <w:tblPrEx>
-          <w:tblCellMar>
-            <w:top w:w="0" w:type="dxa"/>
-            <w:bottom w:w="0" w:type="dxa"/>
-          </w:tblCellMar>
-        </w:tblPrEx>
         <w:tc>
           <w:tcPr>
             <w:tcW w:w="2800" w:type="dxa"/>
@@ -2100,12 +2102,6 @@
         </w:tc>
       </w:tr>
       <w:tr>
-        <w:tblPrEx>
-          <w:tblCellMar>
-            <w:top w:w="0" w:type="dxa"/>
-            <w:bottom w:w="0" w:type="dxa"/>
-          </w:tblCellMar>
-        </w:tblPrEx>
         <w:tc>
           <w:tcPr>
             <w:tcW w:w="2800" w:type="dxa"/>
@@ -2174,12 +2170,6 @@
         </w:tc>
       </w:tr>
       <w:tr>
-        <w:tblPrEx>
-          <w:tblCellMar>
-            <w:top w:w="0" w:type="dxa"/>
-            <w:bottom w:w="0" w:type="dxa"/>
-          </w:tblCellMar>
-        </w:tblPrEx>
         <w:tc>
           <w:tcPr>
             <w:tcW w:w="2800" w:type="dxa"/>
@@ -2293,12 +2283,6 @@
         <w:gridCol w:w="4660"/>
       </w:tblGrid>
       <w:tr>
-        <w:tblPrEx>
-          <w:tblCellMar>
-            <w:top w:w="0" w:type="dxa"/>
-            <w:bottom w:w="0" w:type="dxa"/>
-          </w:tblCellMar>
-        </w:tblPrEx>
         <w:tc>
           <w:tcPr>
             <w:tcW w:w="3800" w:type="dxa"/>
@@ -2406,12 +2390,6 @@
         </w:tc>
       </w:tr>
       <w:tr>
-        <w:tblPrEx>
-          <w:tblCellMar>
-            <w:top w:w="0" w:type="dxa"/>
-            <w:bottom w:w="0" w:type="dxa"/>
-          </w:tblCellMar>
-        </w:tblPrEx>
         <w:tc>
           <w:tcPr>
             <w:tcW w:w="3800" w:type="dxa"/>
@@ -2511,12 +2489,6 @@
         </w:tc>
       </w:tr>
       <w:tr>
-        <w:tblPrEx>
-          <w:tblCellMar>
-            <w:top w:w="0" w:type="dxa"/>
-            <w:bottom w:w="0" w:type="dxa"/>
-          </w:tblCellMar>
-        </w:tblPrEx>
         <w:tc>
           <w:tcPr>
             <w:tcW w:w="3800" w:type="dxa"/>
@@ -2616,12 +2588,6 @@
         </w:tc>
       </w:tr>
       <w:tr>
-        <w:tblPrEx>
-          <w:tblCellMar>
-            <w:top w:w="0" w:type="dxa"/>
-            <w:bottom w:w="0" w:type="dxa"/>
-          </w:tblCellMar>
-        </w:tblPrEx>
         <w:tc>
           <w:tcPr>
             <w:tcW w:w="3800" w:type="dxa"/>
@@ -2721,12 +2687,6 @@
         </w:tc>
       </w:tr>
       <w:tr>
-        <w:tblPrEx>
-          <w:tblCellMar>
-            <w:top w:w="0" w:type="dxa"/>
-            <w:bottom w:w="0" w:type="dxa"/>
-          </w:tblCellMar>
-        </w:tblPrEx>
         <w:tc>
           <w:tcPr>
             <w:tcW w:w="3800" w:type="dxa"/>
@@ -2826,12 +2786,6 @@
         </w:tc>
       </w:tr>
       <w:tr>
-        <w:tblPrEx>
-          <w:tblCellMar>
-            <w:top w:w="0" w:type="dxa"/>
-            <w:bottom w:w="0" w:type="dxa"/>
-          </w:tblCellMar>
-        </w:tblPrEx>
         <w:tc>
           <w:tcPr>
             <w:tcW w:w="3800" w:type="dxa"/>
@@ -2931,12 +2885,6 @@
         </w:tc>
       </w:tr>
       <w:tr>
-        <w:tblPrEx>
-          <w:tblCellMar>
-            <w:top w:w="0" w:type="dxa"/>
-            <w:bottom w:w="0" w:type="dxa"/>
-          </w:tblCellMar>
-        </w:tblPrEx>
         <w:tc>
           <w:tcPr>
             <w:tcW w:w="3800" w:type="dxa"/>
@@ -3284,12 +3232,6 @@
         <w:gridCol w:w="3600"/>
       </w:tblGrid>
       <w:tr>
-        <w:tblPrEx>
-          <w:tblCellMar>
-            <w:top w:w="0" w:type="dxa"/>
-            <w:bottom w:w="0" w:type="dxa"/>
-          </w:tblCellMar>
-        </w:tblPrEx>
         <w:tc>
           <w:tcPr>
             <w:tcW w:w="3200" w:type="dxa"/>
@@ -3432,12 +3374,6 @@
         </w:tc>
       </w:tr>
       <w:tr>
-        <w:tblPrEx>
-          <w:tblCellMar>
-            <w:top w:w="0" w:type="dxa"/>
-            <w:bottom w:w="0" w:type="dxa"/>
-          </w:tblCellMar>
-        </w:tblPrEx>
         <w:tc>
           <w:tcPr>
             <w:tcW w:w="3200" w:type="dxa"/>
@@ -3570,12 +3506,6 @@
         </w:tc>
       </w:tr>
       <w:tr>
-        <w:tblPrEx>
-          <w:tblCellMar>
-            <w:top w:w="0" w:type="dxa"/>
-            <w:bottom w:w="0" w:type="dxa"/>
-          </w:tblCellMar>
-        </w:tblPrEx>
         <w:tc>
           <w:tcPr>
             <w:tcW w:w="3200" w:type="dxa"/>
@@ -3708,12 +3638,6 @@
         </w:tc>
       </w:tr>
       <w:tr>
-        <w:tblPrEx>
-          <w:tblCellMar>
-            <w:top w:w="0" w:type="dxa"/>
-            <w:bottom w:w="0" w:type="dxa"/>
-          </w:tblCellMar>
-        </w:tblPrEx>
         <w:tc>
           <w:tcPr>
             <w:tcW w:w="3200" w:type="dxa"/>
@@ -3846,12 +3770,6 @@
         </w:tc>
       </w:tr>
       <w:tr>
-        <w:tblPrEx>
-          <w:tblCellMar>
-            <w:top w:w="0" w:type="dxa"/>
-            <w:bottom w:w="0" w:type="dxa"/>
-          </w:tblCellMar>
-        </w:tblPrEx>
         <w:tc>
           <w:tcPr>
             <w:tcW w:w="3200" w:type="dxa"/>
@@ -3984,12 +3902,6 @@
         </w:tc>
       </w:tr>
       <w:tr>
-        <w:tblPrEx>
-          <w:tblCellMar>
-            <w:top w:w="0" w:type="dxa"/>
-            <w:bottom w:w="0" w:type="dxa"/>
-          </w:tblCellMar>
-        </w:tblPrEx>
         <w:tc>
           <w:tcPr>
             <w:tcW w:w="3200" w:type="dxa"/>
@@ -4122,12 +4034,6 @@
         </w:tc>
       </w:tr>
       <w:tr>
-        <w:tblPrEx>
-          <w:tblCellMar>
-            <w:top w:w="0" w:type="dxa"/>
-            <w:bottom w:w="0" w:type="dxa"/>
-          </w:tblCellMar>
-        </w:tblPrEx>
         <w:tc>
           <w:tcPr>
             <w:tcW w:w="3200" w:type="dxa"/>
@@ -4332,12 +4238,6 @@
         <w:gridCol w:w="3760"/>
       </w:tblGrid>
       <w:tr>
-        <w:tblPrEx>
-          <w:tblCellMar>
-            <w:top w:w="0" w:type="dxa"/>
-            <w:bottom w:w="0" w:type="dxa"/>
-          </w:tblCellMar>
-        </w:tblPrEx>
         <w:tc>
           <w:tcPr>
             <w:tcW w:w="400" w:type="dxa"/>
@@ -4468,12 +4368,6 @@
         </w:tc>
       </w:tr>
       <w:tr>
-        <w:tblPrEx>
-          <w:tblCellMar>
-            <w:top w:w="0" w:type="dxa"/>
-            <w:bottom w:w="0" w:type="dxa"/>
-          </w:tblCellMar>
-        </w:tblPrEx>
         <w:tc>
           <w:tcPr>
             <w:tcW w:w="400" w:type="dxa"/>
@@ -4600,12 +4494,6 @@
         </w:tc>
       </w:tr>
       <w:tr>
-        <w:tblPrEx>
-          <w:tblCellMar>
-            <w:top w:w="0" w:type="dxa"/>
-            <w:bottom w:w="0" w:type="dxa"/>
-          </w:tblCellMar>
-        </w:tblPrEx>
         <w:tc>
           <w:tcPr>
             <w:tcW w:w="400" w:type="dxa"/>
@@ -4732,12 +4620,6 @@
         </w:tc>
       </w:tr>
       <w:tr>
-        <w:tblPrEx>
-          <w:tblCellMar>
-            <w:top w:w="0" w:type="dxa"/>
-            <w:bottom w:w="0" w:type="dxa"/>
-          </w:tblCellMar>
-        </w:tblPrEx>
         <w:tc>
           <w:tcPr>
             <w:tcW w:w="400" w:type="dxa"/>
@@ -4864,12 +4746,6 @@
         </w:tc>
       </w:tr>
       <w:tr>
-        <w:tblPrEx>
-          <w:tblCellMar>
-            <w:top w:w="0" w:type="dxa"/>
-            <w:bottom w:w="0" w:type="dxa"/>
-          </w:tblCellMar>
-        </w:tblPrEx>
         <w:tc>
           <w:tcPr>
             <w:tcW w:w="400" w:type="dxa"/>
@@ -4996,12 +4872,6 @@
         </w:tc>
       </w:tr>
       <w:tr>
-        <w:tblPrEx>
-          <w:tblCellMar>
-            <w:top w:w="0" w:type="dxa"/>
-            <w:bottom w:w="0" w:type="dxa"/>
-          </w:tblCellMar>
-        </w:tblPrEx>
         <w:tc>
           <w:tcPr>
             <w:tcW w:w="400" w:type="dxa"/>
@@ -5140,11 +5010,6 @@
           <w:rFonts w:ascii="Times New Roman" w:hAnsi="Times New Roman" w:cs="Times New Roman"/>
         </w:rPr>
         <w:br/>
-      </w:r>
-      <w:r>
-        <w:rPr>
-          <w:rFonts w:ascii="Times New Roman" w:hAnsi="Times New Roman" w:cs="Times New Roman"/>
-        </w:rPr>
         <w:t>Conclusion</w:t>
       </w:r>
     </w:p>
@@ -5187,7 +5052,19 @@
         <w:rPr>
           <w:rFonts w:ascii="Times New Roman" w:hAnsi="Times New Roman" w:cs="Times New Roman"/>
         </w:rPr>
-        <w:t>Running a design review before development is a practice I would carry into any future project. The cost is minimal — a 20-minute session with each reviewer — and the benefit is catching problems at the stage when they are easiest and cheapest to fix.</w:t>
+        <w:t>Running a design review before development is a practice I would carry into any future project. The cost is minimal — a 20-minute session with each reviewer — and the benefit is catching</w:t>
+      </w:r>
+      <w:r>
+        <w:rPr>
+          <w:rFonts w:ascii="Times New Roman" w:hAnsi="Times New Roman" w:cs="Times New Roman"/>
+        </w:rPr>
+        <w:t xml:space="preserve"> </w:t>
+      </w:r>
+      <w:r>
+        <w:rPr>
+          <w:rFonts w:ascii="Times New Roman" w:hAnsi="Times New Roman" w:cs="Times New Roman"/>
+        </w:rPr>
+        <w:t>problems at the stage when they are easiest and cheapest to fix.</w:t>
       </w:r>
       <w:r>
         <w:rPr>
@@ -6063,6 +5940,7 @@
       <w:r>
         <w:rPr>
           <w:rFonts w:ascii="Times New Roman" w:hAnsi="Times New Roman" w:cs="Times New Roman"/>
+          <w:noProof/>
         </w:rPr>
         <w:drawing>
           <wp:inline distT="0" distB="0" distL="0" distR="0" wp14:anchorId="23C1BE7E" wp14:editId="5AB59D6C">
@@ -6138,6 +6016,7 @@
       <w:r>
         <w:rPr>
           <w:rFonts w:ascii="Times New Roman" w:hAnsi="Times New Roman" w:cs="Times New Roman"/>
+          <w:noProof/>
         </w:rPr>
         <w:drawing>
           <wp:inline distT="0" distB="0" distL="0" distR="0" wp14:anchorId="0465142D" wp14:editId="34C3B0F4">
@@ -6317,6 +6196,7 @@
       <w:r>
         <w:rPr>
           <w:rFonts w:ascii="Times New Roman" w:hAnsi="Times New Roman" w:cs="Times New Roman"/>
+          <w:noProof/>
         </w:rPr>
         <w:drawing>
           <wp:inline distT="0" distB="0" distL="0" distR="0" wp14:anchorId="526859BB" wp14:editId="084733A7">
@@ -6496,6 +6376,7 @@
       <w:r>
         <w:rPr>
           <w:rFonts w:ascii="Times New Roman" w:hAnsi="Times New Roman" w:cs="Times New Roman"/>
+          <w:noProof/>
         </w:rPr>
         <w:drawing>
           <wp:inline distT="0" distB="0" distL="0" distR="0" wp14:anchorId="2E95438B" wp14:editId="2F4CF5FA">
@@ -6602,12 +6483,6 @@
         <w:gridCol w:w="3360"/>
       </w:tblGrid>
       <w:tr>
-        <w:tblPrEx>
-          <w:tblCellMar>
-            <w:top w:w="0" w:type="dxa"/>
-            <w:bottom w:w="0" w:type="dxa"/>
-          </w:tblCellMar>
-        </w:tblPrEx>
         <w:tc>
           <w:tcPr>
             <w:tcW w:w="2600" w:type="dxa"/>
@@ -6712,12 +6587,6 @@
         </w:tc>
       </w:tr>
       <w:tr>
-        <w:tblPrEx>
-          <w:tblCellMar>
-            <w:top w:w="0" w:type="dxa"/>
-            <w:bottom w:w="0" w:type="dxa"/>
-          </w:tblCellMar>
-        </w:tblPrEx>
         <w:tc>
           <w:tcPr>
             <w:tcW w:w="2600" w:type="dxa"/>
@@ -6813,12 +6682,6 @@
         </w:tc>
       </w:tr>
       <w:tr>
-        <w:tblPrEx>
-          <w:tblCellMar>
-            <w:top w:w="0" w:type="dxa"/>
-            <w:bottom w:w="0" w:type="dxa"/>
-          </w:tblCellMar>
-        </w:tblPrEx>
         <w:tc>
           <w:tcPr>
             <w:tcW w:w="2600" w:type="dxa"/>
@@ -6914,12 +6777,6 @@
         </w:tc>
       </w:tr>
       <w:tr>
-        <w:tblPrEx>
-          <w:tblCellMar>
-            <w:top w:w="0" w:type="dxa"/>
-            <w:bottom w:w="0" w:type="dxa"/>
-          </w:tblCellMar>
-        </w:tblPrEx>
         <w:tc>
           <w:tcPr>
             <w:tcW w:w="2600" w:type="dxa"/>
@@ -7015,12 +6872,6 @@
         </w:tc>
       </w:tr>
       <w:tr>
-        <w:tblPrEx>
-          <w:tblCellMar>
-            <w:top w:w="0" w:type="dxa"/>
-            <w:bottom w:w="0" w:type="dxa"/>
-          </w:tblCellMar>
-        </w:tblPrEx>
         <w:tc>
           <w:tcPr>
             <w:tcW w:w="2600" w:type="dxa"/>
@@ -7116,12 +6967,6 @@
         </w:tc>
       </w:tr>
       <w:tr>
-        <w:tblPrEx>
-          <w:tblCellMar>
-            <w:top w:w="0" w:type="dxa"/>
-            <w:bottom w:w="0" w:type="dxa"/>
-          </w:tblCellMar>
-        </w:tblPrEx>
         <w:tc>
           <w:tcPr>
             <w:tcW w:w="2600" w:type="dxa"/>
@@ -7217,12 +7062,6 @@
         </w:tc>
       </w:tr>
       <w:tr>
-        <w:tblPrEx>
-          <w:tblCellMar>
-            <w:top w:w="0" w:type="dxa"/>
-            <w:bottom w:w="0" w:type="dxa"/>
-          </w:tblCellMar>
-        </w:tblPrEx>
         <w:tc>
           <w:tcPr>
             <w:tcW w:w="2600" w:type="dxa"/>
@@ -7318,12 +7157,6 @@
         </w:tc>
       </w:tr>
       <w:tr>
-        <w:tblPrEx>
-          <w:tblCellMar>
-            <w:top w:w="0" w:type="dxa"/>
-            <w:bottom w:w="0" w:type="dxa"/>
-          </w:tblCellMar>
-        </w:tblPrEx>
         <w:tc>
           <w:tcPr>
             <w:tcW w:w="2600" w:type="dxa"/>
@@ -7419,12 +7252,6 @@
         </w:tc>
       </w:tr>
       <w:tr>
-        <w:tblPrEx>
-          <w:tblCellMar>
-            <w:top w:w="0" w:type="dxa"/>
-            <w:bottom w:w="0" w:type="dxa"/>
-          </w:tblCellMar>
-        </w:tblPrEx>
         <w:tc>
           <w:tcPr>
             <w:tcW w:w="2600" w:type="dxa"/>
@@ -7666,15 +7493,381 @@
         <w:rPr>
           <w:rFonts w:ascii="Times New Roman" w:hAnsi="Times New Roman" w:cs="Times New Roman"/>
           <w:b/>
-          <w:bCs/>
-        </w:rPr>
-      </w:pPr>
-      <w:r>
+        </w:rPr>
+      </w:pPr>
+      <w:r>
+        <w:rPr>
+          <w:rFonts w:ascii="Times New Roman" w:hAnsi="Times New Roman" w:cs="Times New Roman"/>
+          <w:b/>
+        </w:rPr>
+        <w:t>Figma Design – App Screens</w:t>
+      </w:r>
+    </w:p>
+    <w:p>
+      <w:pPr>
+        <w:spacing w:line="360" w:lineRule="auto"/>
+        <w:jc w:val="center"/>
+        <w:rPr>
+          <w:rFonts w:ascii="Times New Roman" w:hAnsi="Times New Roman" w:cs="Times New Roman"/>
+        </w:rPr>
+      </w:pPr>
+      <w:r>
+        <w:rPr>
+          <w:rFonts w:ascii="Times New Roman" w:hAnsi="Times New Roman" w:cs="Times New Roman"/>
+          <w:noProof/>
+        </w:rPr>
+        <w:drawing>
+          <wp:inline distT="0" distB="0" distL="0" distR="0" wp14:anchorId="645857CF" wp14:editId="2C2D9563">
+            <wp:extent cx="5943600" cy="2786859"/>
+            <wp:effectExtent l="0" t="0" r="0" b="0"/>
+            <wp:docPr id="101" name="figma-design"/>
+            <wp:cNvGraphicFramePr>
+              <a:graphicFrameLocks xmlns:a="http://schemas.openxmlformats.org/drawingml/2006/main" noChangeAspect="1"/>
+            </wp:cNvGraphicFramePr>
+            <a:graphic xmlns:a="http://schemas.openxmlformats.org/drawingml/2006/main">
+              <a:graphicData uri="http://schemas.openxmlformats.org/drawingml/2006/picture">
+                <pic:pic xmlns:pic="http://schemas.openxmlformats.org/drawingml/2006/picture">
+                  <pic:nvPicPr>
+                    <pic:cNvPr id="101" name="figma-design"/>
+                    <pic:cNvPicPr>
+                      <a:picLocks noChangeAspect="1" noChangeArrowheads="1"/>
+                    </pic:cNvPicPr>
+                  </pic:nvPicPr>
+                  <pic:blipFill>
+                    <a:blip r:embed="rId15"/>
+                    <a:srcRect/>
+                    <a:stretch>
+                      <a:fillRect/>
+                    </a:stretch>
+                  </pic:blipFill>
+                  <pic:spPr bwMode="auto">
+                    <a:xfrm>
+                      <a:off x="0" y="0"/>
+                      <a:ext cx="5943600" cy="2786859"/>
+                    </a:xfrm>
+                    <a:prstGeom prst="rect">
+                      <a:avLst/>
+                    </a:prstGeom>
+                    <a:noFill/>
+                  </pic:spPr>
+                </pic:pic>
+              </a:graphicData>
+            </a:graphic>
+          </wp:inline>
+        </w:drawing>
+      </w:r>
+    </w:p>
+    <w:p>
+      <w:pPr>
+        <w:spacing w:line="360" w:lineRule="auto"/>
+        <w:rPr>
+          <w:rFonts w:ascii="Times New Roman" w:hAnsi="Times New Roman" w:cs="Times New Roman"/>
+          <w:b/>
+        </w:rPr>
+      </w:pPr>
+      <w:r>
+        <w:rPr>
+          <w:rFonts w:ascii="Times New Roman" w:hAnsi="Times New Roman" w:cs="Times New Roman"/>
+          <w:b/>
+        </w:rPr>
+        <w:t>VS Code – App Codebase</w:t>
+      </w:r>
+    </w:p>
+    <w:p>
+      <w:pPr>
+        <w:spacing w:line="360" w:lineRule="auto"/>
+        <w:rPr>
+          <w:rFonts w:ascii="Times New Roman" w:hAnsi="Times New Roman" w:cs="Times New Roman"/>
+          <w:i/>
+        </w:rPr>
+      </w:pPr>
+      <w:r>
+        <w:rPr>
+          <w:rFonts w:ascii="Times New Roman" w:hAnsi="Times New Roman" w:cs="Times New Roman"/>
+          <w:i/>
+        </w:rPr>
+        <w:t>HomeScreen.js</w:t>
+      </w:r>
+    </w:p>
+    <w:p>
+      <w:pPr>
+        <w:spacing w:line="360" w:lineRule="auto"/>
+        <w:jc w:val="center"/>
+        <w:rPr>
+          <w:rFonts w:ascii="Times New Roman" w:hAnsi="Times New Roman" w:cs="Times New Roman"/>
+        </w:rPr>
+      </w:pPr>
+      <w:r>
+        <w:rPr>
+          <w:rFonts w:ascii="Times New Roman" w:hAnsi="Times New Roman" w:cs="Times New Roman"/>
+          <w:noProof/>
+        </w:rPr>
+        <w:drawing>
+          <wp:inline distT="0" distB="0" distL="0" distR="0" wp14:anchorId="6BC8D419" wp14:editId="127DBAD2">
+            <wp:extent cx="5943600" cy="3343275"/>
+            <wp:effectExtent l="0" t="0" r="0" b="0"/>
+            <wp:docPr id="102" name="vscode-home"/>
+            <wp:cNvGraphicFramePr>
+              <a:graphicFrameLocks xmlns:a="http://schemas.openxmlformats.org/drawingml/2006/main" noChangeAspect="1"/>
+            </wp:cNvGraphicFramePr>
+            <a:graphic xmlns:a="http://schemas.openxmlformats.org/drawingml/2006/main">
+              <a:graphicData uri="http://schemas.openxmlformats.org/drawingml/2006/picture">
+                <pic:pic xmlns:pic="http://schemas.openxmlformats.org/drawingml/2006/picture">
+                  <pic:nvPicPr>
+                    <pic:cNvPr id="102" name="vscode-home"/>
+                    <pic:cNvPicPr>
+                      <a:picLocks noChangeAspect="1" noChangeArrowheads="1"/>
+                    </pic:cNvPicPr>
+                  </pic:nvPicPr>
+                  <pic:blipFill>
+                    <a:blip r:embed="rId16"/>
+                    <a:srcRect/>
+                    <a:stretch>
+                      <a:fillRect/>
+                    </a:stretch>
+                  </pic:blipFill>
+                  <pic:spPr bwMode="auto">
+                    <a:xfrm>
+                      <a:off x="0" y="0"/>
+                      <a:ext cx="5943600" cy="3343275"/>
+                    </a:xfrm>
+                    <a:prstGeom prst="rect">
+                      <a:avLst/>
+                    </a:prstGeom>
+                    <a:noFill/>
+                  </pic:spPr>
+                </pic:pic>
+              </a:graphicData>
+            </a:graphic>
+          </wp:inline>
+        </w:drawing>
+      </w:r>
+    </w:p>
+    <w:p>
+      <w:pPr>
+        <w:spacing w:line="360" w:lineRule="auto"/>
+        <w:rPr>
+          <w:rFonts w:ascii="Times New Roman" w:hAnsi="Times New Roman" w:cs="Times New Roman"/>
+          <w:i/>
+        </w:rPr>
+      </w:pPr>
+      <w:r>
+        <w:rPr>
+          <w:rFonts w:ascii="Times New Roman" w:hAnsi="Times New Roman" w:cs="Times New Roman"/>
+          <w:i/>
+        </w:rPr>
+        <w:t>VideoScreen.js</w:t>
+      </w:r>
+    </w:p>
+    <w:p>
+      <w:pPr>
+        <w:spacing w:line="360" w:lineRule="auto"/>
+        <w:jc w:val="center"/>
+        <w:rPr>
+          <w:rFonts w:ascii="Times New Roman" w:hAnsi="Times New Roman" w:cs="Times New Roman"/>
+        </w:rPr>
+      </w:pPr>
+      <w:r>
+        <w:rPr>
+          <w:rFonts w:ascii="Times New Roman" w:hAnsi="Times New Roman" w:cs="Times New Roman"/>
+          <w:noProof/>
+        </w:rPr>
+        <w:drawing>
+          <wp:inline distT="0" distB="0" distL="0" distR="0" wp14:anchorId="7C74C7F4" wp14:editId="2727C84A">
+            <wp:extent cx="5943600" cy="3343275"/>
+            <wp:effectExtent l="0" t="0" r="0" b="0"/>
+            <wp:docPr id="103" name="vscode-video"/>
+            <wp:cNvGraphicFramePr>
+              <a:graphicFrameLocks xmlns:a="http://schemas.openxmlformats.org/drawingml/2006/main" noChangeAspect="1"/>
+            </wp:cNvGraphicFramePr>
+            <a:graphic xmlns:a="http://schemas.openxmlformats.org/drawingml/2006/main">
+              <a:graphicData uri="http://schemas.openxmlformats.org/drawingml/2006/picture">
+                <pic:pic xmlns:pic="http://schemas.openxmlformats.org/drawingml/2006/picture">
+                  <pic:nvPicPr>
+                    <pic:cNvPr id="103" name="vscode-video"/>
+                    <pic:cNvPicPr>
+                      <a:picLocks noChangeAspect="1" noChangeArrowheads="1"/>
+                    </pic:cNvPicPr>
+                  </pic:nvPicPr>
+                  <pic:blipFill>
+                    <a:blip r:embed="rId17"/>
+                    <a:srcRect/>
+                    <a:stretch>
+                      <a:fillRect/>
+                    </a:stretch>
+                  </pic:blipFill>
+                  <pic:spPr bwMode="auto">
+                    <a:xfrm>
+                      <a:off x="0" y="0"/>
+                      <a:ext cx="5943600" cy="3343275"/>
+                    </a:xfrm>
+                    <a:prstGeom prst="rect">
+                      <a:avLst/>
+                    </a:prstGeom>
+                    <a:noFill/>
+                  </pic:spPr>
+                </pic:pic>
+              </a:graphicData>
+            </a:graphic>
+          </wp:inline>
+        </w:drawing>
+      </w:r>
+    </w:p>
+    <w:p>
+      <w:pPr>
+        <w:spacing w:line="360" w:lineRule="auto"/>
+        <w:rPr>
+          <w:rFonts w:ascii="Times New Roman" w:hAnsi="Times New Roman" w:cs="Times New Roman"/>
+          <w:i/>
+        </w:rPr>
+      </w:pPr>
+      <w:r>
+        <w:rPr>
+          <w:rFonts w:ascii="Times New Roman" w:hAnsi="Times New Roman" w:cs="Times New Roman"/>
+          <w:i/>
+        </w:rPr>
+        <w:t>QuizScreen.js</w:t>
+      </w:r>
+    </w:p>
+    <w:p>
+      <w:pPr>
+        <w:spacing w:line="360" w:lineRule="auto"/>
+        <w:jc w:val="center"/>
+        <w:rPr>
+          <w:rFonts w:ascii="Times New Roman" w:hAnsi="Times New Roman" w:cs="Times New Roman"/>
+        </w:rPr>
+      </w:pPr>
+      <w:r>
+        <w:rPr>
+          <w:rFonts w:ascii="Times New Roman" w:hAnsi="Times New Roman" w:cs="Times New Roman"/>
+          <w:noProof/>
+        </w:rPr>
+        <w:drawing>
+          <wp:inline distT="0" distB="0" distL="0" distR="0" wp14:anchorId="3C3B810C" wp14:editId="51D26BBF">
+            <wp:extent cx="5943600" cy="3343275"/>
+            <wp:effectExtent l="0" t="0" r="0" b="0"/>
+            <wp:docPr id="104" name="vscode-quiz"/>
+            <wp:cNvGraphicFramePr>
+              <a:graphicFrameLocks xmlns:a="http://schemas.openxmlformats.org/drawingml/2006/main" noChangeAspect="1"/>
+            </wp:cNvGraphicFramePr>
+            <a:graphic xmlns:a="http://schemas.openxmlformats.org/drawingml/2006/main">
+              <a:graphicData uri="http://schemas.openxmlformats.org/drawingml/2006/picture">
+                <pic:pic xmlns:pic="http://schemas.openxmlformats.org/drawingml/2006/picture">
+                  <pic:nvPicPr>
+                    <pic:cNvPr id="104" name="vscode-quiz"/>
+                    <pic:cNvPicPr>
+                      <a:picLocks noChangeAspect="1" noChangeArrowheads="1"/>
+                    </pic:cNvPicPr>
+                  </pic:nvPicPr>
+                  <pic:blipFill>
+                    <a:blip r:embed="rId18"/>
+                    <a:srcRect/>
+                    <a:stretch>
+                      <a:fillRect/>
+                    </a:stretch>
+                  </pic:blipFill>
+                  <pic:spPr bwMode="auto">
+                    <a:xfrm>
+                      <a:off x="0" y="0"/>
+                      <a:ext cx="5943600" cy="3343275"/>
+                    </a:xfrm>
+                    <a:prstGeom prst="rect">
+                      <a:avLst/>
+                    </a:prstGeom>
+                    <a:noFill/>
+                  </pic:spPr>
+                </pic:pic>
+              </a:graphicData>
+            </a:graphic>
+          </wp:inline>
+        </w:drawing>
+      </w:r>
+    </w:p>
+    <w:p>
+      <w:pPr>
+        <w:spacing w:line="360" w:lineRule="auto"/>
+        <w:rPr>
+          <w:rFonts w:ascii="Times New Roman" w:hAnsi="Times New Roman" w:cs="Times New Roman"/>
+          <w:i/>
+        </w:rPr>
+      </w:pPr>
+      <w:r>
+        <w:rPr>
+          <w:rFonts w:ascii="Times New Roman" w:hAnsi="Times New Roman" w:cs="Times New Roman"/>
+          <w:i/>
+        </w:rPr>
+        <w:t>IssuesScreen.js</w:t>
+      </w:r>
+    </w:p>
+    <w:p>
+      <w:pPr>
+        <w:spacing w:line="360" w:lineRule="auto"/>
+        <w:jc w:val="center"/>
+        <w:rPr>
+          <w:rFonts w:ascii="Times New Roman" w:hAnsi="Times New Roman" w:cs="Times New Roman"/>
+        </w:rPr>
+      </w:pPr>
+      <w:r>
+        <w:rPr>
+          <w:rFonts w:ascii="Times New Roman" w:hAnsi="Times New Roman" w:cs="Times New Roman"/>
+          <w:noProof/>
+        </w:rPr>
+        <w:drawing>
+          <wp:inline distT="0" distB="0" distL="0" distR="0" wp14:anchorId="107C55AE" wp14:editId="0CEFBF25">
+            <wp:extent cx="5943600" cy="3343275"/>
+            <wp:effectExtent l="0" t="0" r="0" b="0"/>
+            <wp:docPr id="105" name="vscode-issues"/>
+            <wp:cNvGraphicFramePr>
+              <a:graphicFrameLocks xmlns:a="http://schemas.openxmlformats.org/drawingml/2006/main" noChangeAspect="1"/>
+            </wp:cNvGraphicFramePr>
+            <a:graphic xmlns:a="http://schemas.openxmlformats.org/drawingml/2006/main">
+              <a:graphicData uri="http://schemas.openxmlformats.org/drawingml/2006/picture">
+                <pic:pic xmlns:pic="http://schemas.openxmlformats.org/drawingml/2006/picture">
+                  <pic:nvPicPr>
+                    <pic:cNvPr id="105" name="vscode-issues"/>
+                    <pic:cNvPicPr>
+                      <a:picLocks noChangeAspect="1" noChangeArrowheads="1"/>
+                    </pic:cNvPicPr>
+                  </pic:nvPicPr>
+                  <pic:blipFill>
+                    <a:blip r:embed="rId19"/>
+                    <a:srcRect/>
+                    <a:stretch>
+                      <a:fillRect/>
+                    </a:stretch>
+                  </pic:blipFill>
+                  <pic:spPr bwMode="auto">
+                    <a:xfrm>
+                      <a:off x="0" y="0"/>
+                      <a:ext cx="5943600" cy="3343275"/>
+                    </a:xfrm>
+                    <a:prstGeom prst="rect">
+                      <a:avLst/>
+                    </a:prstGeom>
+                    <a:noFill/>
+                  </pic:spPr>
+                </pic:pic>
+              </a:graphicData>
+            </a:graphic>
+          </wp:inline>
+        </w:drawing>
+      </w:r>
+    </w:p>
+    <w:p>
+      <w:pPr>
+        <w:spacing w:line="360" w:lineRule="auto"/>
         <w:rPr>
           <w:rFonts w:ascii="Times New Roman" w:hAnsi="Times New Roman" w:cs="Times New Roman"/>
           <w:b/>
           <w:bCs/>
         </w:rPr>
+      </w:pPr>
+      <w:r>
+        <w:rPr>
+          <w:rFonts w:ascii="Times New Roman" w:hAnsi="Times New Roman" w:cs="Times New Roman"/>
+          <w:b/>
+          <w:bCs/>
+        </w:rPr>
         <w:t>Home Dashboard</w:t>
       </w:r>
     </w:p>
@@ -7710,6 +7903,7 @@
       <w:r>
         <w:rPr>
           <w:rFonts w:ascii="Times New Roman" w:hAnsi="Times New Roman" w:cs="Times New Roman"/>
+          <w:noProof/>
         </w:rPr>
         <w:drawing>
           <wp:inline distT="0" distB="0" distL="0" distR="0" wp14:anchorId="275C9373" wp14:editId="25916444">
@@ -7785,6 +7979,7 @@
       <w:r>
         <w:rPr>
           <w:rFonts w:ascii="Times New Roman" w:hAnsi="Times New Roman" w:cs="Times New Roman"/>
+          <w:noProof/>
         </w:rPr>
         <w:drawing>
           <wp:inline distT="0" distB="0" distL="0" distR="0" wp14:anchorId="55C0551A" wp14:editId="4E8D9C76">
@@ -7900,6 +8095,7 @@
       <w:r>
         <w:rPr>
           <w:rFonts w:ascii="Times New Roman" w:hAnsi="Times New Roman" w:cs="Times New Roman"/>
+          <w:noProof/>
         </w:rPr>
         <w:drawing>
           <wp:inline distT="0" distB="0" distL="0" distR="0" wp14:anchorId="29B848CA" wp14:editId="1DCD32C5">
@@ -7975,6 +8171,7 @@
       <w:r>
         <w:rPr>
           <w:rFonts w:ascii="Times New Roman" w:hAnsi="Times New Roman" w:cs="Times New Roman"/>
+          <w:noProof/>
         </w:rPr>
         <w:drawing>
           <wp:inline distT="0" distB="0" distL="0" distR="0" wp14:anchorId="64216AAF" wp14:editId="7106A179">
@@ -8090,6 +8287,7 @@
       <w:r>
         <w:rPr>
           <w:rFonts w:ascii="Times New Roman" w:hAnsi="Times New Roman" w:cs="Times New Roman"/>
+          <w:noProof/>
         </w:rPr>
         <w:drawing>
           <wp:inline distT="0" distB="0" distL="0" distR="0" wp14:anchorId="266DA05C" wp14:editId="56ADB792">
@@ -8165,6 +8363,7 @@
       <w:r>
         <w:rPr>
           <w:rFonts w:ascii="Times New Roman" w:hAnsi="Times New Roman" w:cs="Times New Roman"/>
+          <w:noProof/>
         </w:rPr>
         <w:drawing>
           <wp:inline distT="0" distB="0" distL="0" distR="0" wp14:anchorId="6168472F" wp14:editId="787FCC88">
@@ -8280,6 +8479,7 @@
       <w:r>
         <w:rPr>
           <w:rFonts w:ascii="Times New Roman" w:hAnsi="Times New Roman" w:cs="Times New Roman"/>
+          <w:noProof/>
         </w:rPr>
         <w:drawing>
           <wp:inline distT="0" distB="0" distL="0" distR="0" wp14:anchorId="59D68447" wp14:editId="159D6FD6">
@@ -8377,6 +8577,7 @@
       <w:r>
         <w:rPr>
           <w:rFonts w:ascii="Times New Roman" w:hAnsi="Times New Roman" w:cs="Times New Roman"/>
+          <w:noProof/>
         </w:rPr>
         <w:drawing>
           <wp:inline distT="0" distB="0" distL="0" distR="0" wp14:anchorId="53D828A0" wp14:editId="269B71B2">
@@ -8664,12 +8865,6 @@
         <w:gridCol w:w="2966"/>
       </w:tblGrid>
       <w:tr>
-        <w:tblPrEx>
-          <w:tblCellMar>
-            <w:top w:w="0" w:type="dxa"/>
-            <w:bottom w:w="0" w:type="dxa"/>
-          </w:tblCellMar>
-        </w:tblPrEx>
         <w:tc>
           <w:tcPr>
             <w:tcW w:w="520" w:type="dxa"/>
@@ -8808,12 +9003,6 @@
         </w:tc>
       </w:tr>
       <w:tr>
-        <w:tblPrEx>
-          <w:tblCellMar>
-            <w:top w:w="0" w:type="dxa"/>
-            <w:bottom w:w="0" w:type="dxa"/>
-          </w:tblCellMar>
-        </w:tblPrEx>
         <w:tc>
           <w:tcPr>
             <w:tcW w:w="520" w:type="dxa"/>
@@ -8940,12 +9129,6 @@
         </w:tc>
       </w:tr>
       <w:tr>
-        <w:tblPrEx>
-          <w:tblCellMar>
-            <w:top w:w="0" w:type="dxa"/>
-            <w:bottom w:w="0" w:type="dxa"/>
-          </w:tblCellMar>
-        </w:tblPrEx>
         <w:tc>
           <w:tcPr>
             <w:tcW w:w="520" w:type="dxa"/>
@@ -9072,12 +9255,6 @@
         </w:tc>
       </w:tr>
       <w:tr>
-        <w:tblPrEx>
-          <w:tblCellMar>
-            <w:top w:w="0" w:type="dxa"/>
-            <w:bottom w:w="0" w:type="dxa"/>
-          </w:tblCellMar>
-        </w:tblPrEx>
         <w:tc>
           <w:tcPr>
             <w:tcW w:w="520" w:type="dxa"/>
@@ -9204,12 +9381,6 @@
         </w:tc>
       </w:tr>
       <w:tr>
-        <w:tblPrEx>
-          <w:tblCellMar>
-            <w:top w:w="0" w:type="dxa"/>
-            <w:bottom w:w="0" w:type="dxa"/>
-          </w:tblCellMar>
-        </w:tblPrEx>
         <w:tc>
           <w:tcPr>
             <w:tcW w:w="520" w:type="dxa"/>
@@ -9336,12 +9507,6 @@
         </w:tc>
       </w:tr>
       <w:tr>
-        <w:tblPrEx>
-          <w:tblCellMar>
-            <w:top w:w="0" w:type="dxa"/>
-            <w:bottom w:w="0" w:type="dxa"/>
-          </w:tblCellMar>
-        </w:tblPrEx>
         <w:tc>
           <w:tcPr>
             <w:tcW w:w="520" w:type="dxa"/>
@@ -9468,12 +9633,6 @@
         </w:tc>
       </w:tr>
       <w:tr>
-        <w:tblPrEx>
-          <w:tblCellMar>
-            <w:top w:w="0" w:type="dxa"/>
-            <w:bottom w:w="0" w:type="dxa"/>
-          </w:tblCellMar>
-        </w:tblPrEx>
         <w:tc>
           <w:tcPr>
             <w:tcW w:w="520" w:type="dxa"/>
@@ -9600,12 +9759,6 @@
         </w:tc>
       </w:tr>
       <w:tr>
-        <w:tblPrEx>
-          <w:tblCellMar>
-            <w:top w:w="0" w:type="dxa"/>
-            <w:bottom w:w="0" w:type="dxa"/>
-          </w:tblCellMar>
-        </w:tblPrEx>
         <w:tc>
           <w:tcPr>
             <w:tcW w:w="520" w:type="dxa"/>
@@ -9732,12 +9885,6 @@
         </w:tc>
       </w:tr>
       <w:tr>
-        <w:tblPrEx>
-          <w:tblCellMar>
-            <w:top w:w="0" w:type="dxa"/>
-            <w:bottom w:w="0" w:type="dxa"/>
-          </w:tblCellMar>
-        </w:tblPrEx>
         <w:tc>
           <w:tcPr>
             <w:tcW w:w="520" w:type="dxa"/>
@@ -9864,12 +10011,6 @@
         </w:tc>
       </w:tr>
       <w:tr>
-        <w:tblPrEx>
-          <w:tblCellMar>
-            <w:top w:w="0" w:type="dxa"/>
-            <w:bottom w:w="0" w:type="dxa"/>
-          </w:tblCellMar>
-        </w:tblPrEx>
         <w:tc>
           <w:tcPr>
             <w:tcW w:w="520" w:type="dxa"/>
@@ -9996,12 +10137,6 @@
         </w:tc>
       </w:tr>
       <w:tr>
-        <w:tblPrEx>
-          <w:tblCellMar>
-            <w:top w:w="0" w:type="dxa"/>
-            <w:bottom w:w="0" w:type="dxa"/>
-          </w:tblCellMar>
-        </w:tblPrEx>
         <w:tc>
           <w:tcPr>
             <w:tcW w:w="520" w:type="dxa"/>
@@ -10128,12 +10263,6 @@
         </w:tc>
       </w:tr>
       <w:tr>
-        <w:tblPrEx>
-          <w:tblCellMar>
-            <w:top w:w="0" w:type="dxa"/>
-            <w:bottom w:w="0" w:type="dxa"/>
-          </w:tblCellMar>
-        </w:tblPrEx>
         <w:tc>
           <w:tcPr>
             <w:tcW w:w="520" w:type="dxa"/>
@@ -10260,12 +10389,6 @@
         </w:tc>
       </w:tr>
       <w:tr>
-        <w:tblPrEx>
-          <w:tblCellMar>
-            <w:top w:w="0" w:type="dxa"/>
-            <w:bottom w:w="0" w:type="dxa"/>
-          </w:tblCellMar>
-        </w:tblPrEx>
         <w:tc>
           <w:tcPr>
             <w:tcW w:w="520" w:type="dxa"/>
@@ -10392,12 +10515,6 @@
         </w:tc>
       </w:tr>
       <w:tr>
-        <w:tblPrEx>
-          <w:tblCellMar>
-            <w:top w:w="0" w:type="dxa"/>
-            <w:bottom w:w="0" w:type="dxa"/>
-          </w:tblCellMar>
-        </w:tblPrEx>
         <w:tc>
           <w:tcPr>
             <w:tcW w:w="520" w:type="dxa"/>
@@ -10524,12 +10641,6 @@
         </w:tc>
       </w:tr>
       <w:tr>
-        <w:tblPrEx>
-          <w:tblCellMar>
-            <w:top w:w="0" w:type="dxa"/>
-            <w:bottom w:w="0" w:type="dxa"/>
-          </w:tblCellMar>
-        </w:tblPrEx>
         <w:tc>
           <w:tcPr>
             <w:tcW w:w="520" w:type="dxa"/>
@@ -10656,12 +10767,6 @@
         </w:tc>
       </w:tr>
       <w:tr>
-        <w:tblPrEx>
-          <w:tblCellMar>
-            <w:top w:w="0" w:type="dxa"/>
-            <w:bottom w:w="0" w:type="dxa"/>
-          </w:tblCellMar>
-        </w:tblPrEx>
         <w:tc>
           <w:tcPr>
             <w:tcW w:w="520" w:type="dxa"/>
@@ -10838,12 +10943,6 @@
         <w:gridCol w:w="2662"/>
       </w:tblGrid>
       <w:tr>
-        <w:tblPrEx>
-          <w:tblCellMar>
-            <w:top w:w="0" w:type="dxa"/>
-            <w:bottom w:w="0" w:type="dxa"/>
-          </w:tblCellMar>
-        </w:tblPrEx>
         <w:tc>
           <w:tcPr>
             <w:tcW w:w="520" w:type="dxa"/>
@@ -10982,12 +11081,6 @@
         </w:tc>
       </w:tr>
       <w:tr>
-        <w:tblPrEx>
-          <w:tblCellMar>
-            <w:top w:w="0" w:type="dxa"/>
-            <w:bottom w:w="0" w:type="dxa"/>
-          </w:tblCellMar>
-        </w:tblPrEx>
         <w:tc>
           <w:tcPr>
             <w:tcW w:w="520" w:type="dxa"/>
@@ -11114,12 +11207,6 @@
         </w:tc>
       </w:tr>
       <w:tr>
-        <w:tblPrEx>
-          <w:tblCellMar>
-            <w:top w:w="0" w:type="dxa"/>
-            <w:bottom w:w="0" w:type="dxa"/>
-          </w:tblCellMar>
-        </w:tblPrEx>
         <w:tc>
           <w:tcPr>
             <w:tcW w:w="520" w:type="dxa"/>
@@ -11246,12 +11333,6 @@
         </w:tc>
       </w:tr>
       <w:tr>
-        <w:tblPrEx>
-          <w:tblCellMar>
-            <w:top w:w="0" w:type="dxa"/>
-            <w:bottom w:w="0" w:type="dxa"/>
-          </w:tblCellMar>
-        </w:tblPrEx>
         <w:tc>
           <w:tcPr>
             <w:tcW w:w="520" w:type="dxa"/>
@@ -11378,12 +11459,6 @@
         </w:tc>
       </w:tr>
       <w:tr>
-        <w:tblPrEx>
-          <w:tblCellMar>
-            <w:top w:w="0" w:type="dxa"/>
-            <w:bottom w:w="0" w:type="dxa"/>
-          </w:tblCellMar>
-        </w:tblPrEx>
         <w:tc>
           <w:tcPr>
             <w:tcW w:w="520" w:type="dxa"/>
@@ -11510,12 +11585,6 @@
         </w:tc>
       </w:tr>
       <w:tr>
-        <w:tblPrEx>
-          <w:tblCellMar>
-            <w:top w:w="0" w:type="dxa"/>
-            <w:bottom w:w="0" w:type="dxa"/>
-          </w:tblCellMar>
-        </w:tblPrEx>
         <w:tc>
           <w:tcPr>
             <w:tcW w:w="520" w:type="dxa"/>
@@ -11692,12 +11761,6 @@
         <w:gridCol w:w="1985"/>
       </w:tblGrid>
       <w:tr>
-        <w:tblPrEx>
-          <w:tblCellMar>
-            <w:top w:w="0" w:type="dxa"/>
-            <w:bottom w:w="0" w:type="dxa"/>
-          </w:tblCellMar>
-        </w:tblPrEx>
         <w:tc>
           <w:tcPr>
             <w:tcW w:w="520" w:type="dxa"/>
@@ -11836,12 +11899,6 @@
         </w:tc>
       </w:tr>
       <w:tr>
-        <w:tblPrEx>
-          <w:tblCellMar>
-            <w:top w:w="0" w:type="dxa"/>
-            <w:bottom w:w="0" w:type="dxa"/>
-          </w:tblCellMar>
-        </w:tblPrEx>
         <w:tc>
           <w:tcPr>
             <w:tcW w:w="520" w:type="dxa"/>
@@ -11968,12 +12025,6 @@
         </w:tc>
       </w:tr>
       <w:tr>
-        <w:tblPrEx>
-          <w:tblCellMar>
-            <w:top w:w="0" w:type="dxa"/>
-            <w:bottom w:w="0" w:type="dxa"/>
-          </w:tblCellMar>
-        </w:tblPrEx>
         <w:tc>
           <w:tcPr>
             <w:tcW w:w="520" w:type="dxa"/>
@@ -12100,12 +12151,6 @@
         </w:tc>
       </w:tr>
       <w:tr>
-        <w:tblPrEx>
-          <w:tblCellMar>
-            <w:top w:w="0" w:type="dxa"/>
-            <w:bottom w:w="0" w:type="dxa"/>
-          </w:tblCellMar>
-        </w:tblPrEx>
         <w:tc>
           <w:tcPr>
             <w:tcW w:w="520" w:type="dxa"/>
@@ -12232,12 +12277,6 @@
         </w:tc>
       </w:tr>
       <w:tr>
-        <w:tblPrEx>
-          <w:tblCellMar>
-            <w:top w:w="0" w:type="dxa"/>
-            <w:bottom w:w="0" w:type="dxa"/>
-          </w:tblCellMar>
-        </w:tblPrEx>
         <w:tc>
           <w:tcPr>
             <w:tcW w:w="520" w:type="dxa"/>
@@ -12364,12 +12403,6 @@
         </w:tc>
       </w:tr>
       <w:tr>
-        <w:tblPrEx>
-          <w:tblCellMar>
-            <w:top w:w="0" w:type="dxa"/>
-            <w:bottom w:w="0" w:type="dxa"/>
-          </w:tblCellMar>
-        </w:tblPrEx>
         <w:tc>
           <w:tcPr>
             <w:tcW w:w="520" w:type="dxa"/>
@@ -12546,12 +12579,6 @@
         <w:gridCol w:w="1832"/>
       </w:tblGrid>
       <w:tr>
-        <w:tblPrEx>
-          <w:tblCellMar>
-            <w:top w:w="0" w:type="dxa"/>
-            <w:bottom w:w="0" w:type="dxa"/>
-          </w:tblCellMar>
-        </w:tblPrEx>
         <w:tc>
           <w:tcPr>
             <w:tcW w:w="520" w:type="dxa"/>
@@ -12690,12 +12717,6 @@
         </w:tc>
       </w:tr>
       <w:tr>
-        <w:tblPrEx>
-          <w:tblCellMar>
-            <w:top w:w="0" w:type="dxa"/>
-            <w:bottom w:w="0" w:type="dxa"/>
-          </w:tblCellMar>
-        </w:tblPrEx>
         <w:tc>
           <w:tcPr>
             <w:tcW w:w="520" w:type="dxa"/>
@@ -12822,12 +12843,6 @@
         </w:tc>
       </w:tr>
       <w:tr>
-        <w:tblPrEx>
-          <w:tblCellMar>
-            <w:top w:w="0" w:type="dxa"/>
-            <w:bottom w:w="0" w:type="dxa"/>
-          </w:tblCellMar>
-        </w:tblPrEx>
         <w:tc>
           <w:tcPr>
             <w:tcW w:w="520" w:type="dxa"/>
@@ -12954,12 +12969,6 @@
         </w:tc>
       </w:tr>
       <w:tr>
-        <w:tblPrEx>
-          <w:tblCellMar>
-            <w:top w:w="0" w:type="dxa"/>
-            <w:bottom w:w="0" w:type="dxa"/>
-          </w:tblCellMar>
-        </w:tblPrEx>
         <w:tc>
           <w:tcPr>
             <w:tcW w:w="520" w:type="dxa"/>
@@ -13086,12 +13095,6 @@
         </w:tc>
       </w:tr>
       <w:tr>
-        <w:tblPrEx>
-          <w:tblCellMar>
-            <w:top w:w="0" w:type="dxa"/>
-            <w:bottom w:w="0" w:type="dxa"/>
-          </w:tblCellMar>
-        </w:tblPrEx>
         <w:tc>
           <w:tcPr>
             <w:tcW w:w="520" w:type="dxa"/>
@@ -13218,12 +13221,6 @@
         </w:tc>
       </w:tr>
       <w:tr>
-        <w:tblPrEx>
-          <w:tblCellMar>
-            <w:top w:w="0" w:type="dxa"/>
-            <w:bottom w:w="0" w:type="dxa"/>
-          </w:tblCellMar>
-        </w:tblPrEx>
         <w:tc>
           <w:tcPr>
             <w:tcW w:w="520" w:type="dxa"/>
@@ -13419,12 +13416,6 @@
         <w:gridCol w:w="1161"/>
       </w:tblGrid>
       <w:tr>
-        <w:tblPrEx>
-          <w:tblCellMar>
-            <w:top w:w="0" w:type="dxa"/>
-            <w:bottom w:w="0" w:type="dxa"/>
-          </w:tblCellMar>
-        </w:tblPrEx>
         <w:tc>
           <w:tcPr>
             <w:tcW w:w="500" w:type="dxa"/>
@@ -13597,12 +13588,6 @@
         </w:tc>
       </w:tr>
       <w:tr>
-        <w:tblPrEx>
-          <w:tblCellMar>
-            <w:top w:w="0" w:type="dxa"/>
-            <w:bottom w:w="0" w:type="dxa"/>
-          </w:tblCellMar>
-        </w:tblPrEx>
         <w:tc>
           <w:tcPr>
             <w:tcW w:w="500" w:type="dxa"/>
@@ -13754,12 +13739,6 @@
         </w:tc>
       </w:tr>
       <w:tr>
-        <w:tblPrEx>
-          <w:tblCellMar>
-            <w:top w:w="0" w:type="dxa"/>
-            <w:bottom w:w="0" w:type="dxa"/>
-          </w:tblCellMar>
-        </w:tblPrEx>
         <w:tc>
           <w:tcPr>
             <w:tcW w:w="500" w:type="dxa"/>
@@ -13911,12 +13890,6 @@
         </w:tc>
       </w:tr>
       <w:tr>
-        <w:tblPrEx>
-          <w:tblCellMar>
-            <w:top w:w="0" w:type="dxa"/>
-            <w:bottom w:w="0" w:type="dxa"/>
-          </w:tblCellMar>
-        </w:tblPrEx>
         <w:tc>
           <w:tcPr>
             <w:tcW w:w="500" w:type="dxa"/>
@@ -14068,12 +14041,6 @@
         </w:tc>
       </w:tr>
       <w:tr>
-        <w:tblPrEx>
-          <w:tblCellMar>
-            <w:top w:w="0" w:type="dxa"/>
-            <w:bottom w:w="0" w:type="dxa"/>
-          </w:tblCellMar>
-        </w:tblPrEx>
         <w:tc>
           <w:tcPr>
             <w:tcW w:w="500" w:type="dxa"/>
@@ -14225,12 +14192,6 @@
         </w:tc>
       </w:tr>
       <w:tr>
-        <w:tblPrEx>
-          <w:tblCellMar>
-            <w:top w:w="0" w:type="dxa"/>
-            <w:bottom w:w="0" w:type="dxa"/>
-          </w:tblCellMar>
-        </w:tblPrEx>
         <w:tc>
           <w:tcPr>
             <w:tcW w:w="500" w:type="dxa"/>
@@ -14382,12 +14343,6 @@
         </w:tc>
       </w:tr>
       <w:tr>
-        <w:tblPrEx>
-          <w:tblCellMar>
-            <w:top w:w="0" w:type="dxa"/>
-            <w:bottom w:w="0" w:type="dxa"/>
-          </w:tblCellMar>
-        </w:tblPrEx>
         <w:tc>
           <w:tcPr>
             <w:tcW w:w="500" w:type="dxa"/>
@@ -14539,12 +14494,6 @@
         </w:tc>
       </w:tr>
       <w:tr>
-        <w:tblPrEx>
-          <w:tblCellMar>
-            <w:top w:w="0" w:type="dxa"/>
-            <w:bottom w:w="0" w:type="dxa"/>
-          </w:tblCellMar>
-        </w:tblPrEx>
         <w:tc>
           <w:tcPr>
             <w:tcW w:w="500" w:type="dxa"/>
@@ -14696,12 +14645,6 @@
         </w:tc>
       </w:tr>
       <w:tr>
-        <w:tblPrEx>
-          <w:tblCellMar>
-            <w:top w:w="0" w:type="dxa"/>
-            <w:bottom w:w="0" w:type="dxa"/>
-          </w:tblCellMar>
-        </w:tblPrEx>
         <w:tc>
           <w:tcPr>
             <w:tcW w:w="500" w:type="dxa"/>
@@ -14853,12 +14796,6 @@
         </w:tc>
       </w:tr>
       <w:tr>
-        <w:tblPrEx>
-          <w:tblCellMar>
-            <w:top w:w="0" w:type="dxa"/>
-            <w:bottom w:w="0" w:type="dxa"/>
-          </w:tblCellMar>
-        </w:tblPrEx>
         <w:tc>
           <w:tcPr>
             <w:tcW w:w="500" w:type="dxa"/>
@@ -15010,12 +14947,6 @@
         </w:tc>
       </w:tr>
       <w:tr>
-        <w:tblPrEx>
-          <w:tblCellMar>
-            <w:top w:w="0" w:type="dxa"/>
-            <w:bottom w:w="0" w:type="dxa"/>
-          </w:tblCellMar>
-        </w:tblPrEx>
         <w:tc>
           <w:tcPr>
             <w:tcW w:w="500" w:type="dxa"/>
@@ -15173,12 +15104,6 @@
         </w:tc>
       </w:tr>
       <w:tr>
-        <w:tblPrEx>
-          <w:tblCellMar>
-            <w:top w:w="0" w:type="dxa"/>
-            <w:bottom w:w="0" w:type="dxa"/>
-          </w:tblCellMar>
-        </w:tblPrEx>
         <w:tc>
           <w:tcPr>
             <w:tcW w:w="500" w:type="dxa"/>
@@ -15330,12 +15255,6 @@
         </w:tc>
       </w:tr>
       <w:tr>
-        <w:tblPrEx>
-          <w:tblCellMar>
-            <w:top w:w="0" w:type="dxa"/>
-            <w:bottom w:w="0" w:type="dxa"/>
-          </w:tblCellMar>
-        </w:tblPrEx>
         <w:tc>
           <w:tcPr>
             <w:tcW w:w="500" w:type="dxa"/>
@@ -15487,12 +15406,6 @@
         </w:tc>
       </w:tr>
       <w:tr>
-        <w:tblPrEx>
-          <w:tblCellMar>
-            <w:top w:w="0" w:type="dxa"/>
-            <w:bottom w:w="0" w:type="dxa"/>
-          </w:tblCellMar>
-        </w:tblPrEx>
         <w:tc>
           <w:tcPr>
             <w:tcW w:w="500" w:type="dxa"/>
@@ -15644,12 +15557,6 @@
         </w:tc>
       </w:tr>
       <w:tr>
-        <w:tblPrEx>
-          <w:tblCellMar>
-            <w:top w:w="0" w:type="dxa"/>
-            <w:bottom w:w="0" w:type="dxa"/>
-          </w:tblCellMar>
-        </w:tblPrEx>
         <w:tc>
           <w:tcPr>
             <w:tcW w:w="500" w:type="dxa"/>
@@ -15801,12 +15708,6 @@
         </w:tc>
       </w:tr>
       <w:tr>
-        <w:tblPrEx>
-          <w:tblCellMar>
-            <w:top w:w="0" w:type="dxa"/>
-            <w:bottom w:w="0" w:type="dxa"/>
-          </w:tblCellMar>
-        </w:tblPrEx>
         <w:tc>
           <w:tcPr>
             <w:tcW w:w="500" w:type="dxa"/>
@@ -16015,12 +15916,6 @@
         <w:gridCol w:w="1161"/>
       </w:tblGrid>
       <w:tr>
-        <w:tblPrEx>
-          <w:tblCellMar>
-            <w:top w:w="0" w:type="dxa"/>
-            <w:bottom w:w="0" w:type="dxa"/>
-          </w:tblCellMar>
-        </w:tblPrEx>
         <w:tc>
           <w:tcPr>
             <w:tcW w:w="500" w:type="dxa"/>
@@ -16193,12 +16088,6 @@
         </w:tc>
       </w:tr>
       <w:tr>
-        <w:tblPrEx>
-          <w:tblCellMar>
-            <w:top w:w="0" w:type="dxa"/>
-            <w:bottom w:w="0" w:type="dxa"/>
-          </w:tblCellMar>
-        </w:tblPrEx>
         <w:tc>
           <w:tcPr>
             <w:tcW w:w="500" w:type="dxa"/>
@@ -16356,12 +16245,6 @@
         </w:tc>
       </w:tr>
       <w:tr>
-        <w:tblPrEx>
-          <w:tblCellMar>
-            <w:top w:w="0" w:type="dxa"/>
-            <w:bottom w:w="0" w:type="dxa"/>
-          </w:tblCellMar>
-        </w:tblPrEx>
         <w:tc>
           <w:tcPr>
             <w:tcW w:w="500" w:type="dxa"/>
@@ -16519,12 +16402,6 @@
         </w:tc>
       </w:tr>
       <w:tr>
-        <w:tblPrEx>
-          <w:tblCellMar>
-            <w:top w:w="0" w:type="dxa"/>
-            <w:bottom w:w="0" w:type="dxa"/>
-          </w:tblCellMar>
-        </w:tblPrEx>
         <w:tc>
           <w:tcPr>
             <w:tcW w:w="500" w:type="dxa"/>
@@ -16682,12 +16559,6 @@
         </w:tc>
       </w:tr>
       <w:tr>
-        <w:tblPrEx>
-          <w:tblCellMar>
-            <w:top w:w="0" w:type="dxa"/>
-            <w:bottom w:w="0" w:type="dxa"/>
-          </w:tblCellMar>
-        </w:tblPrEx>
         <w:tc>
           <w:tcPr>
             <w:tcW w:w="500" w:type="dxa"/>
@@ -16845,12 +16716,6 @@
         </w:tc>
       </w:tr>
       <w:tr>
-        <w:tblPrEx>
-          <w:tblCellMar>
-            <w:top w:w="0" w:type="dxa"/>
-            <w:bottom w:w="0" w:type="dxa"/>
-          </w:tblCellMar>
-        </w:tblPrEx>
         <w:tc>
           <w:tcPr>
             <w:tcW w:w="500" w:type="dxa"/>
@@ -17060,12 +16925,6 @@
         <w:gridCol w:w="1161"/>
       </w:tblGrid>
       <w:tr>
-        <w:tblPrEx>
-          <w:tblCellMar>
-            <w:top w:w="0" w:type="dxa"/>
-            <w:bottom w:w="0" w:type="dxa"/>
-          </w:tblCellMar>
-        </w:tblPrEx>
         <w:tc>
           <w:tcPr>
             <w:tcW w:w="500" w:type="dxa"/>
@@ -17204,12 +17063,6 @@
         </w:tc>
       </w:tr>
       <w:tr>
-        <w:tblPrEx>
-          <w:tblCellMar>
-            <w:top w:w="0" w:type="dxa"/>
-            <w:bottom w:w="0" w:type="dxa"/>
-          </w:tblCellMar>
-        </w:tblPrEx>
         <w:tc>
           <w:tcPr>
             <w:tcW w:w="500" w:type="dxa"/>
@@ -17336,12 +17189,6 @@
         </w:tc>
       </w:tr>
       <w:tr>
-        <w:tblPrEx>
-          <w:tblCellMar>
-            <w:top w:w="0" w:type="dxa"/>
-            <w:bottom w:w="0" w:type="dxa"/>
-          </w:tblCellMar>
-        </w:tblPrEx>
         <w:tc>
           <w:tcPr>
             <w:tcW w:w="500" w:type="dxa"/>
@@ -17468,12 +17315,6 @@
         </w:tc>
       </w:tr>
       <w:tr>
-        <w:tblPrEx>
-          <w:tblCellMar>
-            <w:top w:w="0" w:type="dxa"/>
-            <w:bottom w:w="0" w:type="dxa"/>
-          </w:tblCellMar>
-        </w:tblPrEx>
         <w:tc>
           <w:tcPr>
             <w:tcW w:w="500" w:type="dxa"/>
@@ -17600,12 +17441,6 @@
         </w:tc>
       </w:tr>
       <w:tr>
-        <w:tblPrEx>
-          <w:tblCellMar>
-            <w:top w:w="0" w:type="dxa"/>
-            <w:bottom w:w="0" w:type="dxa"/>
-          </w:tblCellMar>
-        </w:tblPrEx>
         <w:tc>
           <w:tcPr>
             <w:tcW w:w="500" w:type="dxa"/>
@@ -17732,12 +17567,6 @@
         </w:tc>
       </w:tr>
       <w:tr>
-        <w:tblPrEx>
-          <w:tblCellMar>
-            <w:top w:w="0" w:type="dxa"/>
-            <w:bottom w:w="0" w:type="dxa"/>
-          </w:tblCellMar>
-        </w:tblPrEx>
         <w:tc>
           <w:tcPr>
             <w:tcW w:w="500" w:type="dxa"/>
@@ -17915,12 +17744,6 @@
         <w:gridCol w:w="1161"/>
       </w:tblGrid>
       <w:tr>
-        <w:tblPrEx>
-          <w:tblCellMar>
-            <w:top w:w="0" w:type="dxa"/>
-            <w:bottom w:w="0" w:type="dxa"/>
-          </w:tblCellMar>
-        </w:tblPrEx>
         <w:tc>
           <w:tcPr>
             <w:tcW w:w="500" w:type="dxa"/>
@@ -18093,12 +17916,6 @@
         </w:tc>
       </w:tr>
       <w:tr>
-        <w:tblPrEx>
-          <w:tblCellMar>
-            <w:top w:w="0" w:type="dxa"/>
-            <w:bottom w:w="0" w:type="dxa"/>
-          </w:tblCellMar>
-        </w:tblPrEx>
         <w:tc>
           <w:tcPr>
             <w:tcW w:w="500" w:type="dxa"/>
@@ -18256,12 +18073,6 @@
         </w:tc>
       </w:tr>
       <w:tr>
-        <w:tblPrEx>
-          <w:tblCellMar>
-            <w:top w:w="0" w:type="dxa"/>
-            <w:bottom w:w="0" w:type="dxa"/>
-          </w:tblCellMar>
-        </w:tblPrEx>
         <w:tc>
           <w:tcPr>
             <w:tcW w:w="500" w:type="dxa"/>
@@ -18419,12 +18230,6 @@
         </w:tc>
       </w:tr>
       <w:tr>
-        <w:tblPrEx>
-          <w:tblCellMar>
-            <w:top w:w="0" w:type="dxa"/>
-            <w:bottom w:w="0" w:type="dxa"/>
-          </w:tblCellMar>
-        </w:tblPrEx>
         <w:tc>
           <w:tcPr>
             <w:tcW w:w="500" w:type="dxa"/>
@@ -18582,12 +18387,6 @@
         </w:tc>
       </w:tr>
       <w:tr>
-        <w:tblPrEx>
-          <w:tblCellMar>
-            <w:top w:w="0" w:type="dxa"/>
-            <w:bottom w:w="0" w:type="dxa"/>
-          </w:tblCellMar>
-        </w:tblPrEx>
         <w:tc>
           <w:tcPr>
             <w:tcW w:w="500" w:type="dxa"/>
@@ -18745,12 +18544,6 @@
         </w:tc>
       </w:tr>
       <w:tr>
-        <w:tblPrEx>
-          <w:tblCellMar>
-            <w:top w:w="0" w:type="dxa"/>
-            <w:bottom w:w="0" w:type="dxa"/>
-          </w:tblCellMar>
-        </w:tblPrEx>
         <w:tc>
           <w:tcPr>
             <w:tcW w:w="500" w:type="dxa"/>
@@ -18959,12 +18752,6 @@
         <w:gridCol w:w="947"/>
       </w:tblGrid>
       <w:tr>
-        <w:tblPrEx>
-          <w:tblCellMar>
-            <w:top w:w="0" w:type="dxa"/>
-            <w:bottom w:w="0" w:type="dxa"/>
-          </w:tblCellMar>
-        </w:tblPrEx>
         <w:tc>
           <w:tcPr>
             <w:tcW w:w="700" w:type="dxa"/>
@@ -19137,12 +18924,6 @@
         </w:tc>
       </w:tr>
       <w:tr>
-        <w:tblPrEx>
-          <w:tblCellMar>
-            <w:top w:w="0" w:type="dxa"/>
-            <w:bottom w:w="0" w:type="dxa"/>
-          </w:tblCellMar>
-        </w:tblPrEx>
         <w:tc>
           <w:tcPr>
             <w:tcW w:w="700" w:type="dxa"/>
@@ -19300,12 +19081,6 @@
         </w:tc>
       </w:tr>
       <w:tr>
-        <w:tblPrEx>
-          <w:tblCellMar>
-            <w:top w:w="0" w:type="dxa"/>
-            <w:bottom w:w="0" w:type="dxa"/>
-          </w:tblCellMar>
-        </w:tblPrEx>
         <w:tc>
           <w:tcPr>
             <w:tcW w:w="700" w:type="dxa"/>
@@ -19523,12 +19298,6 @@
         <w:gridCol w:w="1960"/>
       </w:tblGrid>
       <w:tr>
-        <w:tblPrEx>
-          <w:tblCellMar>
-            <w:top w:w="0" w:type="dxa"/>
-            <w:bottom w:w="0" w:type="dxa"/>
-          </w:tblCellMar>
-        </w:tblPrEx>
         <w:tc>
           <w:tcPr>
             <w:tcW w:w="3400" w:type="dxa"/>
@@ -19667,12 +19436,6 @@
         </w:tc>
       </w:tr>
       <w:tr>
-        <w:tblPrEx>
-          <w:tblCellMar>
-            <w:top w:w="0" w:type="dxa"/>
-            <w:bottom w:w="0" w:type="dxa"/>
-          </w:tblCellMar>
-        </w:tblPrEx>
         <w:tc>
           <w:tcPr>
             <w:tcW w:w="3400" w:type="dxa"/>
@@ -19799,12 +19562,6 @@
         </w:tc>
       </w:tr>
       <w:tr>
-        <w:tblPrEx>
-          <w:tblCellMar>
-            <w:top w:w="0" w:type="dxa"/>
-            <w:bottom w:w="0" w:type="dxa"/>
-          </w:tblCellMar>
-        </w:tblPrEx>
         <w:tc>
           <w:tcPr>
             <w:tcW w:w="3400" w:type="dxa"/>
@@ -19931,12 +19688,6 @@
         </w:tc>
       </w:tr>
       <w:tr>
-        <w:tblPrEx>
-          <w:tblCellMar>
-            <w:top w:w="0" w:type="dxa"/>
-            <w:bottom w:w="0" w:type="dxa"/>
-          </w:tblCellMar>
-        </w:tblPrEx>
         <w:tc>
           <w:tcPr>
             <w:tcW w:w="3400" w:type="dxa"/>
@@ -20063,12 +19814,6 @@
         </w:tc>
       </w:tr>
       <w:tr>
-        <w:tblPrEx>
-          <w:tblCellMar>
-            <w:top w:w="0" w:type="dxa"/>
-            <w:bottom w:w="0" w:type="dxa"/>
-          </w:tblCellMar>
-        </w:tblPrEx>
         <w:tc>
           <w:tcPr>
             <w:tcW w:w="3400" w:type="dxa"/>
@@ -20195,12 +19940,6 @@
         </w:tc>
       </w:tr>
       <w:tr>
-        <w:tblPrEx>
-          <w:tblCellMar>
-            <w:top w:w="0" w:type="dxa"/>
-            <w:bottom w:w="0" w:type="dxa"/>
-          </w:tblCellMar>
-        </w:tblPrEx>
         <w:tc>
           <w:tcPr>
             <w:tcW w:w="3400" w:type="dxa"/>
@@ -20519,12 +20258,6 @@
         <w:gridCol w:w="1507"/>
       </w:tblGrid>
       <w:tr>
-        <w:tblPrEx>
-          <w:tblCellMar>
-            <w:top w:w="0" w:type="dxa"/>
-            <w:bottom w:w="0" w:type="dxa"/>
-          </w:tblCellMar>
-        </w:tblPrEx>
         <w:tc>
           <w:tcPr>
             <w:tcW w:w="2600" w:type="dxa"/>
@@ -20663,12 +20396,6 @@
         </w:tc>
       </w:tr>
       <w:tr>
-        <w:tblPrEx>
-          <w:tblCellMar>
-            <w:top w:w="0" w:type="dxa"/>
-            <w:bottom w:w="0" w:type="dxa"/>
-          </w:tblCellMar>
-        </w:tblPrEx>
         <w:tc>
           <w:tcPr>
             <w:tcW w:w="2600" w:type="dxa"/>
@@ -20795,12 +20522,6 @@
         </w:tc>
       </w:tr>
       <w:tr>
-        <w:tblPrEx>
-          <w:tblCellMar>
-            <w:top w:w="0" w:type="dxa"/>
-            <w:bottom w:w="0" w:type="dxa"/>
-          </w:tblCellMar>
-        </w:tblPrEx>
         <w:tc>
           <w:tcPr>
             <w:tcW w:w="2600" w:type="dxa"/>
@@ -20927,12 +20648,6 @@
         </w:tc>
       </w:tr>
       <w:tr>
-        <w:tblPrEx>
-          <w:tblCellMar>
-            <w:top w:w="0" w:type="dxa"/>
-            <w:bottom w:w="0" w:type="dxa"/>
-          </w:tblCellMar>
-        </w:tblPrEx>
         <w:tc>
           <w:tcPr>
             <w:tcW w:w="2600" w:type="dxa"/>
@@ -21059,12 +20774,6 @@
         </w:tc>
       </w:tr>
       <w:tr>
-        <w:tblPrEx>
-          <w:tblCellMar>
-            <w:top w:w="0" w:type="dxa"/>
-            <w:bottom w:w="0" w:type="dxa"/>
-          </w:tblCellMar>
-        </w:tblPrEx>
         <w:tc>
           <w:tcPr>
             <w:tcW w:w="2600" w:type="dxa"/>
@@ -21191,12 +20900,6 @@
         </w:tc>
       </w:tr>
       <w:tr>
-        <w:tblPrEx>
-          <w:tblCellMar>
-            <w:top w:w="0" w:type="dxa"/>
-            <w:bottom w:w="0" w:type="dxa"/>
-          </w:tblCellMar>
-        </w:tblPrEx>
         <w:tc>
           <w:tcPr>
             <w:tcW w:w="2600" w:type="dxa"/>
@@ -21323,12 +21026,6 @@
         </w:tc>
       </w:tr>
       <w:tr>
-        <w:tblPrEx>
-          <w:tblCellMar>
-            <w:top w:w="0" w:type="dxa"/>
-            <w:bottom w:w="0" w:type="dxa"/>
-          </w:tblCellMar>
-        </w:tblPrEx>
         <w:tc>
           <w:tcPr>
             <w:tcW w:w="2600" w:type="dxa"/>
@@ -21455,12 +21152,6 @@
         </w:tc>
       </w:tr>
       <w:tr>
-        <w:tblPrEx>
-          <w:tblCellMar>
-            <w:top w:w="0" w:type="dxa"/>
-            <w:bottom w:w="0" w:type="dxa"/>
-          </w:tblCellMar>
-        </w:tblPrEx>
         <w:tc>
           <w:tcPr>
             <w:tcW w:w="2600" w:type="dxa"/>
@@ -21587,12 +21278,6 @@
         </w:tc>
       </w:tr>
       <w:tr>
-        <w:tblPrEx>
-          <w:tblCellMar>
-            <w:top w:w="0" w:type="dxa"/>
-            <w:bottom w:w="0" w:type="dxa"/>
-          </w:tblCellMar>
-        </w:tblPrEx>
         <w:tc>
           <w:tcPr>
             <w:tcW w:w="2600" w:type="dxa"/>
@@ -21784,12 +21469,6 @@
         <w:gridCol w:w="3480"/>
       </w:tblGrid>
       <w:tr>
-        <w:tblPrEx>
-          <w:tblCellMar>
-            <w:top w:w="0" w:type="dxa"/>
-            <w:bottom w:w="0" w:type="dxa"/>
-          </w:tblCellMar>
-        </w:tblPrEx>
         <w:tc>
           <w:tcPr>
             <w:tcW w:w="2400" w:type="dxa"/>
@@ -21894,12 +21573,6 @@
         </w:tc>
       </w:tr>
       <w:tr>
-        <w:tblPrEx>
-          <w:tblCellMar>
-            <w:top w:w="0" w:type="dxa"/>
-            <w:bottom w:w="0" w:type="dxa"/>
-          </w:tblCellMar>
-        </w:tblPrEx>
         <w:tc>
           <w:tcPr>
             <w:tcW w:w="2400" w:type="dxa"/>
@@ -21995,12 +21668,6 @@
         </w:tc>
       </w:tr>
       <w:tr>
-        <w:tblPrEx>
-          <w:tblCellMar>
-            <w:top w:w="0" w:type="dxa"/>
-            <w:bottom w:w="0" w:type="dxa"/>
-          </w:tblCellMar>
-        </w:tblPrEx>
         <w:tc>
           <w:tcPr>
             <w:tcW w:w="2400" w:type="dxa"/>
@@ -22096,12 +21763,6 @@
         </w:tc>
       </w:tr>
       <w:tr>
-        <w:tblPrEx>
-          <w:tblCellMar>
-            <w:top w:w="0" w:type="dxa"/>
-            <w:bottom w:w="0" w:type="dxa"/>
-          </w:tblCellMar>
-        </w:tblPrEx>
         <w:tc>
           <w:tcPr>
             <w:tcW w:w="2400" w:type="dxa"/>
@@ -22197,12 +21858,6 @@
         </w:tc>
       </w:tr>
       <w:tr>
-        <w:tblPrEx>
-          <w:tblCellMar>
-            <w:top w:w="0" w:type="dxa"/>
-            <w:bottom w:w="0" w:type="dxa"/>
-          </w:tblCellMar>
-        </w:tblPrEx>
         <w:tc>
           <w:tcPr>
             <w:tcW w:w="2400" w:type="dxa"/>
@@ -22298,12 +21953,6 @@
         </w:tc>
       </w:tr>
       <w:tr>
-        <w:tblPrEx>
-          <w:tblCellMar>
-            <w:top w:w="0" w:type="dxa"/>
-            <w:bottom w:w="0" w:type="dxa"/>
-          </w:tblCellMar>
-        </w:tblPrEx>
         <w:tc>
           <w:tcPr>
             <w:tcW w:w="2400" w:type="dxa"/>
@@ -22721,12 +22370,6 @@
         <w:gridCol w:w="1467"/>
       </w:tblGrid>
       <w:tr>
-        <w:tblPrEx>
-          <w:tblCellMar>
-            <w:top w:w="0" w:type="dxa"/>
-            <w:bottom w:w="0" w:type="dxa"/>
-          </w:tblCellMar>
-        </w:tblPrEx>
         <w:tc>
           <w:tcPr>
             <w:tcW w:w="500" w:type="dxa"/>
@@ -22933,12 +22576,6 @@
         </w:tc>
       </w:tr>
       <w:tr>
-        <w:tblPrEx>
-          <w:tblCellMar>
-            <w:top w:w="0" w:type="dxa"/>
-            <w:bottom w:w="0" w:type="dxa"/>
-          </w:tblCellMar>
-        </w:tblPrEx>
         <w:tc>
           <w:tcPr>
             <w:tcW w:w="500" w:type="dxa"/>
@@ -23127,12 +22764,6 @@
         </w:tc>
       </w:tr>
       <w:tr>
-        <w:tblPrEx>
-          <w:tblCellMar>
-            <w:top w:w="0" w:type="dxa"/>
-            <w:bottom w:w="0" w:type="dxa"/>
-          </w:tblCellMar>
-        </w:tblPrEx>
         <w:tc>
           <w:tcPr>
             <w:tcW w:w="500" w:type="dxa"/>
@@ -23321,12 +22952,6 @@
         </w:tc>
       </w:tr>
       <w:tr>
-        <w:tblPrEx>
-          <w:tblCellMar>
-            <w:top w:w="0" w:type="dxa"/>
-            <w:bottom w:w="0" w:type="dxa"/>
-          </w:tblCellMar>
-        </w:tblPrEx>
         <w:tc>
           <w:tcPr>
             <w:tcW w:w="500" w:type="dxa"/>
@@ -23515,12 +23140,6 @@
         </w:tc>
       </w:tr>
       <w:tr>
-        <w:tblPrEx>
-          <w:tblCellMar>
-            <w:top w:w="0" w:type="dxa"/>
-            <w:bottom w:w="0" w:type="dxa"/>
-          </w:tblCellMar>
-        </w:tblPrEx>
         <w:tc>
           <w:tcPr>
             <w:tcW w:w="500" w:type="dxa"/>
@@ -23709,12 +23328,6 @@
         </w:tc>
       </w:tr>
       <w:tr>
-        <w:tblPrEx>
-          <w:tblCellMar>
-            <w:top w:w="0" w:type="dxa"/>
-            <w:bottom w:w="0" w:type="dxa"/>
-          </w:tblCellMar>
-        </w:tblPrEx>
         <w:tc>
           <w:tcPr>
             <w:tcW w:w="500" w:type="dxa"/>
@@ -23903,12 +23516,6 @@
         </w:tc>
       </w:tr>
       <w:tr>
-        <w:tblPrEx>
-          <w:tblCellMar>
-            <w:top w:w="0" w:type="dxa"/>
-            <w:bottom w:w="0" w:type="dxa"/>
-          </w:tblCellMar>
-        </w:tblPrEx>
         <w:tc>
           <w:tcPr>
             <w:tcW w:w="500" w:type="dxa"/>
@@ -24097,12 +23704,6 @@
         </w:tc>
       </w:tr>
       <w:tr>
-        <w:tblPrEx>
-          <w:tblCellMar>
-            <w:top w:w="0" w:type="dxa"/>
-            <w:bottom w:w="0" w:type="dxa"/>
-          </w:tblCellMar>
-        </w:tblPrEx>
         <w:tc>
           <w:tcPr>
             <w:tcW w:w="500" w:type="dxa"/>
@@ -24291,12 +23892,6 @@
         </w:tc>
       </w:tr>
       <w:tr>
-        <w:tblPrEx>
-          <w:tblCellMar>
-            <w:top w:w="0" w:type="dxa"/>
-            <w:bottom w:w="0" w:type="dxa"/>
-          </w:tblCellMar>
-        </w:tblPrEx>
         <w:tc>
           <w:tcPr>
             <w:tcW w:w="500" w:type="dxa"/>
@@ -24485,12 +24080,6 @@
         </w:tc>
       </w:tr>
       <w:tr>
-        <w:tblPrEx>
-          <w:tblCellMar>
-            <w:top w:w="0" w:type="dxa"/>
-            <w:bottom w:w="0" w:type="dxa"/>
-          </w:tblCellMar>
-        </w:tblPrEx>
         <w:tc>
           <w:tcPr>
             <w:tcW w:w="500" w:type="dxa"/>
@@ -24679,12 +24268,6 @@
         </w:tc>
       </w:tr>
       <w:tr>
-        <w:tblPrEx>
-          <w:tblCellMar>
-            <w:top w:w="0" w:type="dxa"/>
-            <w:bottom w:w="0" w:type="dxa"/>
-          </w:tblCellMar>
-        </w:tblPrEx>
         <w:tc>
           <w:tcPr>
             <w:tcW w:w="500" w:type="dxa"/>
@@ -25078,12 +24661,6 @@
         <w:gridCol w:w="1174"/>
       </w:tblGrid>
       <w:tr>
-        <w:tblPrEx>
-          <w:tblCellMar>
-            <w:top w:w="0" w:type="dxa"/>
-            <w:bottom w:w="0" w:type="dxa"/>
-          </w:tblCellMar>
-        </w:tblPrEx>
         <w:tc>
           <w:tcPr>
             <w:tcW w:w="900" w:type="dxa"/>
@@ -25256,12 +24833,6 @@
         </w:tc>
       </w:tr>
       <w:tr>
-        <w:tblPrEx>
-          <w:tblCellMar>
-            <w:top w:w="0" w:type="dxa"/>
-            <w:bottom w:w="0" w:type="dxa"/>
-          </w:tblCellMar>
-        </w:tblPrEx>
         <w:tc>
           <w:tcPr>
             <w:tcW w:w="900" w:type="dxa"/>
@@ -25419,12 +24990,6 @@
         </w:tc>
       </w:tr>
       <w:tr>
-        <w:tblPrEx>
-          <w:tblCellMar>
-            <w:top w:w="0" w:type="dxa"/>
-            <w:bottom w:w="0" w:type="dxa"/>
-          </w:tblCellMar>
-        </w:tblPrEx>
         <w:tc>
           <w:tcPr>
             <w:tcW w:w="900" w:type="dxa"/>
@@ -25582,12 +25147,6 @@
         </w:tc>
       </w:tr>
       <w:tr>
-        <w:tblPrEx>
-          <w:tblCellMar>
-            <w:top w:w="0" w:type="dxa"/>
-            <w:bottom w:w="0" w:type="dxa"/>
-          </w:tblCellMar>
-        </w:tblPrEx>
         <w:tc>
           <w:tcPr>
             <w:tcW w:w="900" w:type="dxa"/>
@@ -25745,12 +25304,6 @@
         </w:tc>
       </w:tr>
       <w:tr>
-        <w:tblPrEx>
-          <w:tblCellMar>
-            <w:top w:w="0" w:type="dxa"/>
-            <w:bottom w:w="0" w:type="dxa"/>
-          </w:tblCellMar>
-        </w:tblPrEx>
         <w:tc>
           <w:tcPr>
             <w:tcW w:w="900" w:type="dxa"/>
@@ -25908,12 +25461,6 @@
         </w:tc>
       </w:tr>
       <w:tr>
-        <w:tblPrEx>
-          <w:tblCellMar>
-            <w:top w:w="0" w:type="dxa"/>
-            <w:bottom w:w="0" w:type="dxa"/>
-          </w:tblCellMar>
-        </w:tblPrEx>
         <w:tc>
           <w:tcPr>
             <w:tcW w:w="900" w:type="dxa"/>
@@ -26429,6 +25976,7 @@
       <w:r>
         <w:rPr>
           <w:rFonts w:ascii="Times New Roman" w:hAnsi="Times New Roman" w:cs="Times New Roman"/>
+          <w:noProof/>
         </w:rPr>
         <w:drawing>
           <wp:inline distT="0" distB="0" distL="0" distR="0" wp14:anchorId="20FDC436" wp14:editId="425D0769">
@@ -26821,12 +26369,6 @@
         <w:gridCol w:w="2960"/>
       </w:tblGrid>
       <w:tr>
-        <w:tblPrEx>
-          <w:tblCellMar>
-            <w:top w:w="0" w:type="dxa"/>
-            <w:bottom w:w="0" w:type="dxa"/>
-          </w:tblCellMar>
-        </w:tblPrEx>
         <w:tc>
           <w:tcPr>
             <w:tcW w:w="2800" w:type="dxa"/>
@@ -26931,12 +26473,6 @@
         </w:tc>
       </w:tr>
       <w:tr>
-        <w:tblPrEx>
-          <w:tblCellMar>
-            <w:top w:w="0" w:type="dxa"/>
-            <w:bottom w:w="0" w:type="dxa"/>
-          </w:tblCellMar>
-        </w:tblPrEx>
         <w:tc>
           <w:tcPr>
             <w:tcW w:w="2800" w:type="dxa"/>
@@ -27032,12 +26568,6 @@
         </w:tc>
       </w:tr>
       <w:tr>
-        <w:tblPrEx>
-          <w:tblCellMar>
-            <w:top w:w="0" w:type="dxa"/>
-            <w:bottom w:w="0" w:type="dxa"/>
-          </w:tblCellMar>
-        </w:tblPrEx>
         <w:tc>
           <w:tcPr>
             <w:tcW w:w="2800" w:type="dxa"/>
@@ -27133,12 +26663,6 @@
         </w:tc>
       </w:tr>
       <w:tr>
-        <w:tblPrEx>
-          <w:tblCellMar>
-            <w:top w:w="0" w:type="dxa"/>
-            <w:bottom w:w="0" w:type="dxa"/>
-          </w:tblCellMar>
-        </w:tblPrEx>
         <w:tc>
           <w:tcPr>
             <w:tcW w:w="2800" w:type="dxa"/>
@@ -27234,12 +26758,6 @@
         </w:tc>
       </w:tr>
       <w:tr>
-        <w:tblPrEx>
-          <w:tblCellMar>
-            <w:top w:w="0" w:type="dxa"/>
-            <w:bottom w:w="0" w:type="dxa"/>
-          </w:tblCellMar>
-        </w:tblPrEx>
         <w:tc>
           <w:tcPr>
             <w:tcW w:w="2800" w:type="dxa"/>
@@ -27335,12 +26853,6 @@
         </w:tc>
       </w:tr>
       <w:tr>
-        <w:tblPrEx>
-          <w:tblCellMar>
-            <w:top w:w="0" w:type="dxa"/>
-            <w:bottom w:w="0" w:type="dxa"/>
-          </w:tblCellMar>
-        </w:tblPrEx>
         <w:tc>
           <w:tcPr>
             <w:tcW w:w="2800" w:type="dxa"/>
@@ -27436,12 +26948,6 @@
         </w:tc>
       </w:tr>
       <w:tr>
-        <w:tblPrEx>
-          <w:tblCellMar>
-            <w:top w:w="0" w:type="dxa"/>
-            <w:bottom w:w="0" w:type="dxa"/>
-          </w:tblCellMar>
-        </w:tblPrEx>
         <w:tc>
           <w:tcPr>
             <w:tcW w:w="2800" w:type="dxa"/>
@@ -27537,12 +27043,6 @@
         </w:tc>
       </w:tr>
       <w:tr>
-        <w:tblPrEx>
-          <w:tblCellMar>
-            <w:top w:w="0" w:type="dxa"/>
-            <w:bottom w:w="0" w:type="dxa"/>
-          </w:tblCellMar>
-        </w:tblPrEx>
         <w:tc>
           <w:tcPr>
             <w:tcW w:w="2800" w:type="dxa"/>
@@ -27638,12 +27138,6 @@
         </w:tc>
       </w:tr>
       <w:tr>
-        <w:tblPrEx>
-          <w:tblCellMar>
-            <w:top w:w="0" w:type="dxa"/>
-            <w:bottom w:w="0" w:type="dxa"/>
-          </w:tblCellMar>
-        </w:tblPrEx>
         <w:tc>
           <w:tcPr>
             <w:tcW w:w="2800" w:type="dxa"/>
@@ -28114,12 +27608,6 @@
         <w:gridCol w:w="798"/>
       </w:tblGrid>
       <w:tr>
-        <w:tblPrEx>
-          <w:tblCellMar>
-            <w:top w:w="0" w:type="dxa"/>
-            <w:bottom w:w="0" w:type="dxa"/>
-          </w:tblCellMar>
-        </w:tblPrEx>
         <w:tc>
           <w:tcPr>
             <w:tcW w:w="700" w:type="dxa"/>
@@ -28292,12 +27780,6 @@
         </w:tc>
       </w:tr>
       <w:tr>
-        <w:tblPrEx>
-          <w:tblCellMar>
-            <w:top w:w="0" w:type="dxa"/>
-            <w:bottom w:w="0" w:type="dxa"/>
-          </w:tblCellMar>
-        </w:tblPrEx>
         <w:tc>
           <w:tcPr>
             <w:tcW w:w="700" w:type="dxa"/>
@@ -28455,12 +27937,6 @@
         </w:tc>
       </w:tr>
       <w:tr>
-        <w:tblPrEx>
-          <w:tblCellMar>
-            <w:top w:w="0" w:type="dxa"/>
-            <w:bottom w:w="0" w:type="dxa"/>
-          </w:tblCellMar>
-        </w:tblPrEx>
         <w:tc>
           <w:tcPr>
             <w:tcW w:w="700" w:type="dxa"/>
@@ -28618,12 +28094,6 @@
         </w:tc>
       </w:tr>
       <w:tr>
-        <w:tblPrEx>
-          <w:tblCellMar>
-            <w:top w:w="0" w:type="dxa"/>
-            <w:bottom w:w="0" w:type="dxa"/>
-          </w:tblCellMar>
-        </w:tblPrEx>
         <w:tc>
           <w:tcPr>
             <w:tcW w:w="700" w:type="dxa"/>
@@ -28781,12 +28251,6 @@
         </w:tc>
       </w:tr>
       <w:tr>
-        <w:tblPrEx>
-          <w:tblCellMar>
-            <w:top w:w="0" w:type="dxa"/>
-            <w:bottom w:w="0" w:type="dxa"/>
-          </w:tblCellMar>
-        </w:tblPrEx>
         <w:tc>
           <w:tcPr>
             <w:tcW w:w="700" w:type="dxa"/>
@@ -28944,12 +28408,6 @@
         </w:tc>
       </w:tr>
       <w:tr>
-        <w:tblPrEx>
-          <w:tblCellMar>
-            <w:top w:w="0" w:type="dxa"/>
-            <w:bottom w:w="0" w:type="dxa"/>
-          </w:tblCellMar>
-        </w:tblPrEx>
         <w:tc>
           <w:tcPr>
             <w:tcW w:w="700" w:type="dxa"/>
@@ -29107,12 +28565,6 @@
         </w:tc>
       </w:tr>
       <w:tr>
-        <w:tblPrEx>
-          <w:tblCellMar>
-            <w:top w:w="0" w:type="dxa"/>
-            <w:bottom w:w="0" w:type="dxa"/>
-          </w:tblCellMar>
-        </w:tblPrEx>
         <w:tc>
           <w:tcPr>
             <w:tcW w:w="700" w:type="dxa"/>
@@ -29270,12 +28722,6 @@
         </w:tc>
       </w:tr>
       <w:tr>
-        <w:tblPrEx>
-          <w:tblCellMar>
-            <w:top w:w="0" w:type="dxa"/>
-            <w:bottom w:w="0" w:type="dxa"/>
-          </w:tblCellMar>
-        </w:tblPrEx>
         <w:tc>
           <w:tcPr>
             <w:tcW w:w="700" w:type="dxa"/>
@@ -29433,12 +28879,6 @@
         </w:tc>
       </w:tr>
       <w:tr>
-        <w:tblPrEx>
-          <w:tblCellMar>
-            <w:top w:w="0" w:type="dxa"/>
-            <w:bottom w:w="0" w:type="dxa"/>
-          </w:tblCellMar>
-        </w:tblPrEx>
         <w:tc>
           <w:tcPr>
             <w:tcW w:w="700" w:type="dxa"/>
@@ -29844,6 +29284,7 @@
       <w:r>
         <w:rPr>
           <w:rFonts w:ascii="Times New Roman" w:hAnsi="Times New Roman" w:cs="Times New Roman"/>
+          <w:noProof/>
         </w:rPr>
         <w:drawing>
           <wp:inline distT="0" distB="0" distL="0" distR="0" wp14:anchorId="2AD6C4E7" wp14:editId="0C4C8938">
@@ -30130,12 +29571,6 @@
         <w:gridCol w:w="2960"/>
       </w:tblGrid>
       <w:tr>
-        <w:tblPrEx>
-          <w:tblCellMar>
-            <w:top w:w="0" w:type="dxa"/>
-            <w:bottom w:w="0" w:type="dxa"/>
-          </w:tblCellMar>
-        </w:tblPrEx>
         <w:tc>
           <w:tcPr>
             <w:tcW w:w="3000" w:type="dxa"/>
@@ -30240,12 +29675,6 @@
         </w:tc>
       </w:tr>
       <w:tr>
-        <w:tblPrEx>
-          <w:tblCellMar>
-            <w:top w:w="0" w:type="dxa"/>
-            <w:bottom w:w="0" w:type="dxa"/>
-          </w:tblCellMar>
-        </w:tblPrEx>
         <w:tc>
           <w:tcPr>
             <w:tcW w:w="3000" w:type="dxa"/>
@@ -30341,12 +29770,6 @@
         </w:tc>
       </w:tr>
       <w:tr>
-        <w:tblPrEx>
-          <w:tblCellMar>
-            <w:top w:w="0" w:type="dxa"/>
-            <w:bottom w:w="0" w:type="dxa"/>
-          </w:tblCellMar>
-        </w:tblPrEx>
         <w:tc>
           <w:tcPr>
             <w:tcW w:w="3000" w:type="dxa"/>
@@ -30442,12 +29865,6 @@
         </w:tc>
       </w:tr>
       <w:tr>
-        <w:tblPrEx>
-          <w:tblCellMar>
-            <w:top w:w="0" w:type="dxa"/>
-            <w:bottom w:w="0" w:type="dxa"/>
-          </w:tblCellMar>
-        </w:tblPrEx>
         <w:tc>
           <w:tcPr>
             <w:tcW w:w="3000" w:type="dxa"/>
@@ -30543,12 +29960,6 @@
         </w:tc>
       </w:tr>
       <w:tr>
-        <w:tblPrEx>
-          <w:tblCellMar>
-            <w:top w:w="0" w:type="dxa"/>
-            <w:bottom w:w="0" w:type="dxa"/>
-          </w:tblCellMar>
-        </w:tblPrEx>
         <w:tc>
           <w:tcPr>
             <w:tcW w:w="3000" w:type="dxa"/>
@@ -30644,12 +30055,6 @@
         </w:tc>
       </w:tr>
       <w:tr>
-        <w:tblPrEx>
-          <w:tblCellMar>
-            <w:top w:w="0" w:type="dxa"/>
-            <w:bottom w:w="0" w:type="dxa"/>
-          </w:tblCellMar>
-        </w:tblPrEx>
         <w:tc>
           <w:tcPr>
             <w:tcW w:w="3000" w:type="dxa"/>
@@ -30745,12 +30150,6 @@
         </w:tc>
       </w:tr>
       <w:tr>
-        <w:tblPrEx>
-          <w:tblCellMar>
-            <w:top w:w="0" w:type="dxa"/>
-            <w:bottom w:w="0" w:type="dxa"/>
-          </w:tblCellMar>
-        </w:tblPrEx>
         <w:tc>
           <w:tcPr>
             <w:tcW w:w="3000" w:type="dxa"/>
@@ -30846,12 +30245,6 @@
         </w:tc>
       </w:tr>
       <w:tr>
-        <w:tblPrEx>
-          <w:tblCellMar>
-            <w:top w:w="0" w:type="dxa"/>
-            <w:bottom w:w="0" w:type="dxa"/>
-          </w:tblCellMar>
-        </w:tblPrEx>
         <w:tc>
           <w:tcPr>
             <w:tcW w:w="3000" w:type="dxa"/>
@@ -31714,6 +31107,7 @@
   <w:style w:type="character" w:default="1" w:styleId="DefaultParagraphFont">
     <w:name w:val="Default Paragraph Font"/>
     <w:uiPriority w:val="1"/>
+    <w:semiHidden/>
     <w:unhideWhenUsed/>
   </w:style>
   <w:style w:type="table" w:default="1" w:styleId="TableNormal">
